--- a/docs/files/f52_背调报告-海信集团-供应链管理（主计划管理）实习生（供应链计划）.docx
+++ b/docs/files/f52_背调报告-海信集团-供应链管理（主计划管理）实习生（供应链计划）.docx
@@ -4,63 +4,164 @@
   <w:body>
     <w:p>
       <w:pPr>
+        <w:spacing w:before="0" w:after="0" w:line="480" w:lineRule="exact"/>
+      </w:pPr>
+    </w:p>
+    <w:p>
+      <w:pPr>
+        <w:spacing w:before="0" w:after="0" w:line="480" w:lineRule="exact"/>
+      </w:pPr>
+    </w:p>
+    <w:p>
+      <w:pPr>
+        <w:spacing w:before="0" w:after="0" w:line="480" w:lineRule="exact"/>
+      </w:pPr>
+    </w:p>
+    <w:p>
+      <w:pPr>
+        <w:spacing w:before="0" w:after="0" w:line="480" w:lineRule="exact"/>
+      </w:pPr>
+    </w:p>
+    <w:p>
+      <w:pPr>
+        <w:spacing w:before="0" w:after="0" w:line="480" w:lineRule="exact"/>
+      </w:pPr>
+    </w:p>
+    <w:p>
+      <w:pPr>
+        <w:spacing w:before="0" w:after="0" w:line="480" w:lineRule="exact"/>
+      </w:pPr>
+    </w:p>
+    <w:p>
+      <w:pPr>
+        <w:spacing w:before="0" w:after="0" w:line="480" w:lineRule="exact"/>
+      </w:pPr>
+    </w:p>
+    <w:p>
+      <w:pPr>
+        <w:spacing w:before="0" w:after="0" w:line="480" w:lineRule="exact"/>
+      </w:pPr>
+    </w:p>
+    <w:p>
+      <w:pPr>
+        <w:spacing w:before="0" w:after="0" w:line="480" w:lineRule="exact"/>
+      </w:pPr>
+    </w:p>
+    <w:p>
+      <w:pPr>
+        <w:spacing w:before="0" w:after="0" w:line="480" w:lineRule="exact"/>
+      </w:pPr>
+    </w:p>
+    <w:p>
+      <w:pPr>
+        <w:spacing w:before="0" w:after="0" w:line="480" w:lineRule="exact"/>
+      </w:pPr>
+    </w:p>
+    <w:p>
+      <w:pPr>
+        <w:spacing w:after="360"/>
         <w:jc w:val="center"/>
       </w:pPr>
       <w:r>
         <w:rPr>
-          <w:rFonts w:eastAsia="宋体"/>
-          <w:b/>
-          <w:sz w:val="44"/>
+          <w:rFonts w:eastAsia="微软雅黑" w:ascii="Microsoft YaHei" w:hAnsi="Microsoft YaHei"/>
+          <w:b w:val="0"/>
+          <w:color w:val="7E9C8E"/>
+          <w:sz w:val="22"/>
         </w:rPr>
-        <w:t>岗位背调分析报告</w:t>
+        <w:t>岗 位 背 调 分 析 报 告</w:t>
       </w:r>
     </w:p>
     <w:p>
       <w:pPr>
+        <w:spacing w:after="80"/>
         <w:jc w:val="center"/>
       </w:pPr>
       <w:r>
         <w:rPr>
-          <w:rFonts w:eastAsia="宋体"/>
-          <w:sz w:val="28"/>
+          <w:rFonts w:eastAsia="微软雅黑" w:ascii="Microsoft YaHei" w:hAnsi="Microsoft YaHei"/>
+          <w:b/>
+          <w:color w:val="333333"/>
+          <w:sz w:val="44"/>
         </w:rPr>
-        <w:t>海信集团 · 供应链管理（主计划管理）实习生</w:t>
+        <w:t>海信集团</w:t>
       </w:r>
     </w:p>
     <w:p>
       <w:pPr>
+        <w:spacing w:after="360"/>
         <w:jc w:val="center"/>
       </w:pPr>
       <w:r>
         <w:rPr>
-          <w:rFonts w:eastAsia="宋体"/>
+          <w:rFonts w:eastAsia="微软雅黑" w:ascii="Microsoft YaHei" w:hAnsi="Microsoft YaHei"/>
+          <w:b/>
+          <w:color w:val="333333"/>
+          <w:sz w:val="44"/>
+        </w:rPr>
+        <w:t>供应链管理（主计划管理）实习生</w:t>
+      </w:r>
+    </w:p>
+    <w:p>
+      <w:pPr>
+        <w:spacing w:after="360"/>
+        <w:ind w:left="3685" w:right="3685"/>
+        <w:jc w:val="center"/>
+        <w:pBdr>
+          <w:bottom w:val="single" w:sz="8" w:space="0" w:color="7E9C8E"/>
+        </w:pBdr>
+      </w:pPr>
+    </w:p>
+    <w:p>
+      <w:pPr>
+        <w:spacing w:after="80"/>
+        <w:jc w:val="center"/>
+      </w:pPr>
+      <w:r>
+        <w:rPr>
+          <w:rFonts w:eastAsia="微软雅黑" w:ascii="Microsoft YaHei" w:hAnsi="Microsoft YaHei"/>
+          <w:b w:val="0"/>
+          <w:color w:val="888888"/>
+          <w:sz w:val="21"/>
+        </w:rPr>
+        <w:t>城市：青岛　·　候选人：文雪（山东大学）　·　报告日期：2026-09-16</w:t>
+      </w:r>
+    </w:p>
+    <w:p>
+      <w:pPr>
+        <w:spacing w:after="0"/>
+        <w:jc w:val="center"/>
+      </w:pPr>
+      <w:r>
+        <w:rPr>
+          <w:rFonts w:eastAsia="微软雅黑" w:ascii="Microsoft YaHei" w:hAnsi="Microsoft YaHei"/>
+          <w:b w:val="0"/>
+          <w:color w:val="888888"/>
+          <w:sz w:val="21"/>
         </w:rPr>
         <w:t>内部使用 · 求职调研</w:t>
       </w:r>
     </w:p>
     <w:p>
+      <w:r>
+        <w:br w:type="page"/>
+      </w:r>
+    </w:p>
+    <w:p>
       <w:pPr>
+        <w:spacing w:after="240"/>
         <w:jc w:val="center"/>
       </w:pPr>
       <w:r>
         <w:rPr>
-          <w:rFonts w:eastAsia="宋体"/>
+          <w:rFonts w:eastAsia="微软雅黑" w:ascii="Microsoft YaHei" w:hAnsi="Microsoft YaHei"/>
+          <w:b/>
+          <w:color w:val="7E9C8E"/>
+          <w:sz w:val="32"/>
         </w:rPr>
-        <w:t>城市：青岛</w:t>
+        <w:t>目录</w:t>
       </w:r>
     </w:p>
-    <w:p>
-      <w:pPr>
-        <w:jc w:val="center"/>
-      </w:pPr>
-      <w:r>
-        <w:rPr>
-          <w:rFonts w:eastAsia="宋体"/>
-        </w:rPr>
-        <w:t>报告日期：2026-09-16</w:t>
-      </w:r>
-    </w:p>
-    <w:p/>
     <w:p>
       <w:r>
         <w:fldChar w:fldCharType="begin"/>
@@ -75,8 +176,10 @@
       </w:pPr>
       <w:r>
         <w:rPr>
-          <w:rFonts w:eastAsia="宋体"/>
+          <w:rFonts w:eastAsia="宋体" w:ascii="Times New Roman" w:hAnsi="Times New Roman"/>
           <w:i/>
+          <w:color w:val="888888"/>
+          <w:sz w:val="18"/>
         </w:rPr>
         <w:t>（目录请在 Word 中右键「更新域」生成）</w:t>
       </w:r>
@@ -92,7 +195,7 @@
       </w:pPr>
       <w:r>
         <w:rPr>
-          <w:rFonts w:eastAsia="宋体"/>
+          <w:rFonts w:eastAsia="微软雅黑" w:ascii="Microsoft YaHei" w:hAnsi="Microsoft YaHei"/>
         </w:rPr>
         <w:t>【第一部分】公司基本面</w:t>
       </w:r>
@@ -103,7 +206,7 @@
       </w:pPr>
       <w:r>
         <w:rPr>
-          <w:rFonts w:eastAsia="宋体"/>
+          <w:rFonts w:eastAsia="微软雅黑" w:ascii="Microsoft YaHei" w:hAnsi="Microsoft YaHei"/>
         </w:rPr>
         <w:t>1.1 一句话搞懂这家公司</w:t>
       </w:r>
@@ -111,20 +214,20 @@
     <w:p>
       <w:r>
         <w:rPr>
-          <w:rFonts w:eastAsia="宋体"/>
+          <w:rFonts w:eastAsia="宋体" w:ascii="Times New Roman" w:hAnsi="Times New Roman"/>
         </w:rPr>
         <w:t>海信集团是总部位于青岛的</w:t>
       </w:r>
       <w:r>
         <w:rPr>
-          <w:rFonts w:eastAsia="宋体"/>
+          <w:rFonts w:eastAsia="宋体" w:ascii="Times New Roman" w:hAnsi="Times New Roman"/>
           <w:b/>
         </w:rPr>
         <w:t>国有控股跨国电子家电集团</w:t>
       </w:r>
       <w:r>
         <w:rPr>
-          <w:rFonts w:eastAsia="宋体"/>
+          <w:rFonts w:eastAsia="宋体" w:ascii="Times New Roman" w:hAnsi="Times New Roman"/>
         </w:rPr>
         <w:t>（前身青岛无线电二厂，1969 年起步，1979 年成立海信集团），业务横跨黑电（视像）、白电（家电）、光通信、芯片、汽车电子，电视出货量常年全球前二、激光电视全球市占率超 70%（七连冠），并以"全球 7+1"本土化产销研布局深度出海。</w:t>
       </w:r>
@@ -135,7 +238,7 @@
       </w:pPr>
       <w:r>
         <w:rPr>
-          <w:rFonts w:eastAsia="宋体"/>
+          <w:rFonts w:eastAsia="微软雅黑" w:ascii="Microsoft YaHei" w:hAnsi="Microsoft YaHei"/>
         </w:rPr>
         <w:t>1.2 核心财务数据（2025 年报口径）</w:t>
       </w:r>
@@ -145,24 +248,35 @@
         <w:tblStyle w:val="TableGrid"/>
         <w:tblW w:type="auto" w:w="0"/>
         <w:tblLook w:firstColumn="1" w:firstRow="1" w:lastColumn="0" w:lastRow="0" w:noHBand="0" w:noVBand="1" w:val="04A0"/>
+        <w:jc w:val="center"/>
+        <w:tblBorders>
+          <w:top w:val="single" w:sz="4" w:space="0" w:color="DDDDDD"/>
+          <w:left w:val="single" w:sz="4" w:space="0" w:color="DDDDDD"/>
+          <w:bottom w:val="single" w:sz="4" w:space="0" w:color="DDDDDD"/>
+          <w:right w:val="single" w:sz="4" w:space="0" w:color="DDDDDD"/>
+          <w:insideH w:val="single" w:sz="4" w:space="0" w:color="DDDDDD"/>
+          <w:insideV w:val="single" w:sz="4" w:space="0" w:color="DDDDDD"/>
+        </w:tblBorders>
       </w:tblPr>
       <w:tblGrid>
-        <w:gridCol w:w="1728"/>
-        <w:gridCol w:w="1728"/>
-        <w:gridCol w:w="1728"/>
-        <w:gridCol w:w="1728"/>
-        <w:gridCol w:w="1728"/>
+        <w:gridCol w:w="1882"/>
+        <w:gridCol w:w="1882"/>
+        <w:gridCol w:w="1882"/>
+        <w:gridCol w:w="1882"/>
+        <w:gridCol w:w="1882"/>
       </w:tblGrid>
       <w:tr>
         <w:tc>
           <w:tcPr>
-            <w:tcW w:type="dxa" w:w="1728"/>
+            <w:tcW w:type="dxa" w:w="1882"/>
+            <w:shd w:val="clear" w:color="auto" w:fill="EBF1EE"/>
           </w:tcPr>
           <w:p>
             <w:r>
               <w:rPr>
-                <w:rFonts w:eastAsia="宋体"/>
+                <w:rFonts w:eastAsia="宋体" w:ascii="Times New Roman" w:hAnsi="Times New Roman"/>
                 <w:b/>
+                <w:color w:val="7E9C8E"/>
               </w:rPr>
               <w:t>口径</w:t>
             </w:r>
@@ -170,13 +284,15 @@
         </w:tc>
         <w:tc>
           <w:tcPr>
-            <w:tcW w:type="dxa" w:w="1728"/>
+            <w:tcW w:type="dxa" w:w="1882"/>
+            <w:shd w:val="clear" w:color="auto" w:fill="EBF1EE"/>
           </w:tcPr>
           <w:p>
             <w:r>
               <w:rPr>
-                <w:rFonts w:eastAsia="宋体"/>
+                <w:rFonts w:eastAsia="宋体" w:ascii="Times New Roman" w:hAnsi="Times New Roman"/>
                 <w:b/>
+                <w:color w:val="7E9C8E"/>
               </w:rPr>
               <w:t>营业收入</w:t>
             </w:r>
@@ -184,13 +300,15 @@
         </w:tc>
         <w:tc>
           <w:tcPr>
-            <w:tcW w:type="dxa" w:w="1728"/>
+            <w:tcW w:type="dxa" w:w="1882"/>
+            <w:shd w:val="clear" w:color="auto" w:fill="EBF1EE"/>
           </w:tcPr>
           <w:p>
             <w:r>
               <w:rPr>
-                <w:rFonts w:eastAsia="宋体"/>
+                <w:rFonts w:eastAsia="宋体" w:ascii="Times New Roman" w:hAnsi="Times New Roman"/>
                 <w:b/>
+                <w:color w:val="7E9C8E"/>
               </w:rPr>
               <w:t>净利润/归母净利润</w:t>
             </w:r>
@@ -198,13 +316,15 @@
         </w:tc>
         <w:tc>
           <w:tcPr>
-            <w:tcW w:type="dxa" w:w="1728"/>
+            <w:tcW w:type="dxa" w:w="1882"/>
+            <w:shd w:val="clear" w:color="auto" w:fill="EBF1EE"/>
           </w:tcPr>
           <w:p>
             <w:r>
               <w:rPr>
-                <w:rFonts w:eastAsia="宋体"/>
+                <w:rFonts w:eastAsia="宋体" w:ascii="Times New Roman" w:hAnsi="Times New Roman"/>
                 <w:b/>
+                <w:color w:val="7E9C8E"/>
               </w:rPr>
               <w:t>同比</w:t>
             </w:r>
@@ -212,13 +332,15 @@
         </w:tc>
         <w:tc>
           <w:tcPr>
-            <w:tcW w:type="dxa" w:w="1728"/>
+            <w:tcW w:type="dxa" w:w="1882"/>
+            <w:shd w:val="clear" w:color="auto" w:fill="EBF1EE"/>
           </w:tcPr>
           <w:p>
             <w:r>
               <w:rPr>
-                <w:rFonts w:eastAsia="宋体"/>
+                <w:rFonts w:eastAsia="宋体" w:ascii="Times New Roman" w:hAnsi="Times New Roman"/>
                 <w:b/>
+                <w:color w:val="7E9C8E"/>
               </w:rPr>
               <w:t>备注</w:t>
             </w:r>
@@ -228,12 +350,12 @@
       <w:tr>
         <w:tc>
           <w:tcPr>
-            <w:tcW w:type="dxa" w:w="1728"/>
+            <w:tcW w:type="dxa" w:w="1882"/>
           </w:tcPr>
           <w:p>
             <w:r>
               <w:rPr>
-                <w:rFonts w:eastAsia="宋体"/>
+                <w:rFonts w:eastAsia="宋体" w:ascii="Times New Roman" w:hAnsi="Times New Roman"/>
                 <w:b/>
               </w:rPr>
               <w:t>海信集团（合并）</w:t>
@@ -242,12 +364,12 @@
         </w:tc>
         <w:tc>
           <w:tcPr>
-            <w:tcW w:type="dxa" w:w="1728"/>
+            <w:tcW w:type="dxa" w:w="1882"/>
           </w:tcPr>
           <w:p>
             <w:r>
               <w:rPr>
-                <w:rFonts w:eastAsia="宋体"/>
+                <w:rFonts w:eastAsia="宋体" w:ascii="Times New Roman" w:hAnsi="Times New Roman"/>
                 <w:b/>
               </w:rPr>
               <w:t>2244 亿元</w:t>
@@ -256,12 +378,12 @@
         </w:tc>
         <w:tc>
           <w:tcPr>
-            <w:tcW w:type="dxa" w:w="1728"/>
+            <w:tcW w:type="dxa" w:w="1882"/>
           </w:tcPr>
           <w:p>
             <w:r>
               <w:rPr>
-                <w:rFonts w:eastAsia="宋体"/>
+                <w:rFonts w:eastAsia="宋体" w:ascii="Times New Roman" w:hAnsi="Times New Roman"/>
               </w:rPr>
               <w:t>—</w:t>
             </w:r>
@@ -269,12 +391,12 @@
         </w:tc>
         <w:tc>
           <w:tcPr>
-            <w:tcW w:type="dxa" w:w="1728"/>
+            <w:tcW w:type="dxa" w:w="1882"/>
           </w:tcPr>
           <w:p>
             <w:r>
               <w:rPr>
-                <w:rFonts w:eastAsia="宋体"/>
+                <w:rFonts w:eastAsia="宋体" w:ascii="Times New Roman" w:hAnsi="Times New Roman"/>
               </w:rPr>
               <w:t>海外 1107 亿（+11%）</w:t>
             </w:r>
@@ -282,12 +404,12 @@
         </w:tc>
         <w:tc>
           <w:tcPr>
-            <w:tcW w:type="dxa" w:w="1728"/>
+            <w:tcW w:type="dxa" w:w="1882"/>
           </w:tcPr>
           <w:p>
             <w:r>
               <w:rPr>
-                <w:rFonts w:eastAsia="宋体"/>
+                <w:rFonts w:eastAsia="宋体" w:ascii="Times New Roman" w:hAnsi="Times New Roman"/>
               </w:rPr>
               <w:t>海外占比 49.3%</w:t>
             </w:r>
@@ -297,12 +419,12 @@
       <w:tr>
         <w:tc>
           <w:tcPr>
-            <w:tcW w:type="dxa" w:w="1728"/>
+            <w:tcW w:type="dxa" w:w="1882"/>
           </w:tcPr>
           <w:p>
             <w:r>
               <w:rPr>
-                <w:rFonts w:eastAsia="宋体"/>
+                <w:rFonts w:eastAsia="宋体" w:ascii="Times New Roman" w:hAnsi="Times New Roman"/>
               </w:rPr>
               <w:t>海信视像（600060，黑电）</w:t>
             </w:r>
@@ -310,12 +432,12 @@
         </w:tc>
         <w:tc>
           <w:tcPr>
-            <w:tcW w:type="dxa" w:w="1728"/>
+            <w:tcW w:type="dxa" w:w="1882"/>
           </w:tcPr>
           <w:p>
             <w:r>
               <w:rPr>
-                <w:rFonts w:eastAsia="宋体"/>
+                <w:rFonts w:eastAsia="宋体" w:ascii="Times New Roman" w:hAnsi="Times New Roman"/>
               </w:rPr>
               <w:t>576.79 亿元</w:t>
             </w:r>
@@ -323,12 +445,12 @@
         </w:tc>
         <w:tc>
           <w:tcPr>
-            <w:tcW w:type="dxa" w:w="1728"/>
+            <w:tcW w:type="dxa" w:w="1882"/>
           </w:tcPr>
           <w:p>
             <w:r>
               <w:rPr>
-                <w:rFonts w:eastAsia="宋体"/>
+                <w:rFonts w:eastAsia="宋体" w:ascii="Times New Roman" w:hAnsi="Times New Roman"/>
               </w:rPr>
               <w:t>归母 24.54 亿</w:t>
             </w:r>
@@ -336,12 +458,12 @@
         </w:tc>
         <w:tc>
           <w:tcPr>
-            <w:tcW w:type="dxa" w:w="1728"/>
+            <w:tcW w:type="dxa" w:w="1882"/>
           </w:tcPr>
           <w:p>
             <w:r>
               <w:rPr>
-                <w:rFonts w:eastAsia="宋体"/>
+                <w:rFonts w:eastAsia="宋体" w:ascii="Times New Roman" w:hAnsi="Times New Roman"/>
               </w:rPr>
               <w:t>营收 -1.45% / 净利 +9.24%</w:t>
             </w:r>
@@ -349,12 +471,12 @@
         </w:tc>
         <w:tc>
           <w:tcPr>
-            <w:tcW w:type="dxa" w:w="1728"/>
+            <w:tcW w:type="dxa" w:w="1882"/>
           </w:tcPr>
           <w:p>
             <w:r>
               <w:rPr>
-                <w:rFonts w:eastAsia="宋体"/>
+                <w:rFonts w:eastAsia="宋体" w:ascii="Times New Roman" w:hAnsi="Times New Roman"/>
               </w:rPr>
               <w:t>毛利率 16.70%</w:t>
             </w:r>
@@ -364,12 +486,12 @@
       <w:tr>
         <w:tc>
           <w:tcPr>
-            <w:tcW w:type="dxa" w:w="1728"/>
+            <w:tcW w:type="dxa" w:w="1882"/>
           </w:tcPr>
           <w:p>
             <w:r>
               <w:rPr>
-                <w:rFonts w:eastAsia="宋体"/>
+                <w:rFonts w:eastAsia="宋体" w:ascii="Times New Roman" w:hAnsi="Times New Roman"/>
               </w:rPr>
               <w:t>海信家电（000921，白电）</w:t>
             </w:r>
@@ -377,12 +499,12 @@
         </w:tc>
         <w:tc>
           <w:tcPr>
-            <w:tcW w:type="dxa" w:w="1728"/>
+            <w:tcW w:type="dxa" w:w="1882"/>
           </w:tcPr>
           <w:p>
             <w:r>
               <w:rPr>
-                <w:rFonts w:eastAsia="宋体"/>
+                <w:rFonts w:eastAsia="宋体" w:ascii="Times New Roman" w:hAnsi="Times New Roman"/>
               </w:rPr>
               <w:t>879.28 亿元</w:t>
             </w:r>
@@ -390,12 +512,12 @@
         </w:tc>
         <w:tc>
           <w:tcPr>
-            <w:tcW w:type="dxa" w:w="1728"/>
+            <w:tcW w:type="dxa" w:w="1882"/>
           </w:tcPr>
           <w:p>
             <w:r>
               <w:rPr>
-                <w:rFonts w:eastAsia="宋体"/>
+                <w:rFonts w:eastAsia="宋体" w:ascii="Times New Roman" w:hAnsi="Times New Roman"/>
               </w:rPr>
               <w:t>归母 31.87 亿</w:t>
             </w:r>
@@ -403,12 +525,12 @@
         </w:tc>
         <w:tc>
           <w:tcPr>
-            <w:tcW w:type="dxa" w:w="1728"/>
+            <w:tcW w:type="dxa" w:w="1882"/>
           </w:tcPr>
           <w:p>
             <w:r>
               <w:rPr>
-                <w:rFonts w:eastAsia="宋体"/>
+                <w:rFonts w:eastAsia="宋体" w:ascii="Times New Roman" w:hAnsi="Times New Roman"/>
               </w:rPr>
               <w:t>营收 -5.2% / 净利 -4.8%</w:t>
             </w:r>
@@ -416,12 +538,12 @@
         </w:tc>
         <w:tc>
           <w:tcPr>
-            <w:tcW w:type="dxa" w:w="1728"/>
+            <w:tcW w:type="dxa" w:w="1882"/>
           </w:tcPr>
           <w:p>
             <w:r>
               <w:rPr>
-                <w:rFonts w:eastAsia="宋体"/>
+                <w:rFonts w:eastAsia="宋体" w:ascii="Times New Roman" w:hAnsi="Times New Roman"/>
               </w:rPr>
               <w:t>现金流 57.96 亿</w:t>
             </w:r>
@@ -431,12 +553,12 @@
       <w:tr>
         <w:tc>
           <w:tcPr>
-            <w:tcW w:type="dxa" w:w="1728"/>
+            <w:tcW w:type="dxa" w:w="1882"/>
           </w:tcPr>
           <w:p>
             <w:r>
               <w:rPr>
-                <w:rFonts w:eastAsia="宋体"/>
+                <w:rFonts w:eastAsia="宋体" w:ascii="Times New Roman" w:hAnsi="Times New Roman"/>
               </w:rPr>
               <w:t>员工规模</w:t>
             </w:r>
@@ -444,12 +566,12 @@
         </w:tc>
         <w:tc>
           <w:tcPr>
-            <w:tcW w:type="dxa" w:w="1728"/>
+            <w:tcW w:type="dxa" w:w="1882"/>
           </w:tcPr>
           <w:p>
             <w:r>
               <w:rPr>
-                <w:rFonts w:eastAsia="宋体"/>
+                <w:rFonts w:eastAsia="宋体" w:ascii="Times New Roman" w:hAnsi="Times New Roman"/>
               </w:rPr>
               <w:t>约 9 万人</w:t>
             </w:r>
@@ -457,12 +579,12 @@
         </w:tc>
         <w:tc>
           <w:tcPr>
-            <w:tcW w:type="dxa" w:w="1728"/>
+            <w:tcW w:type="dxa" w:w="1882"/>
           </w:tcPr>
           <w:p>
             <w:r>
               <w:rPr>
-                <w:rFonts w:eastAsia="宋体"/>
+                <w:rFonts w:eastAsia="宋体" w:ascii="Times New Roman" w:hAnsi="Times New Roman"/>
               </w:rPr>
               <w:t>—</w:t>
             </w:r>
@@ -470,12 +592,12 @@
         </w:tc>
         <w:tc>
           <w:tcPr>
-            <w:tcW w:type="dxa" w:w="1728"/>
+            <w:tcW w:type="dxa" w:w="1882"/>
           </w:tcPr>
           <w:p>
             <w:r>
               <w:rPr>
-                <w:rFonts w:eastAsia="宋体"/>
+                <w:rFonts w:eastAsia="宋体" w:ascii="Times New Roman" w:hAnsi="Times New Roman"/>
               </w:rPr>
               <w:t>—</w:t>
             </w:r>
@@ -483,12 +605,12 @@
         </w:tc>
         <w:tc>
           <w:tcPr>
-            <w:tcW w:type="dxa" w:w="1728"/>
+            <w:tcW w:type="dxa" w:w="1882"/>
           </w:tcPr>
           <w:p>
             <w:r>
               <w:rPr>
-                <w:rFonts w:eastAsia="宋体"/>
+                <w:rFonts w:eastAsia="宋体" w:ascii="Times New Roman" w:hAnsi="Times New Roman"/>
               </w:rPr>
               <w:t>青岛"五朵金花"之一</w:t>
             </w:r>
@@ -498,38 +620,41 @@
     </w:tbl>
     <w:p>
       <w:pPr>
-        <w:shd w:val="clear" w:color="auto" w:fill="F2F2F2"/>
-        <w:spacing w:line="360" w:lineRule="auto"/>
+        <w:shd w:val="clear" w:color="auto" w:fill="EBF1EE"/>
+        <w:pBdr>
+          <w:left w:val="single" w:sz="18" w:space="6" w:color="7E9C8E"/>
+        </w:pBdr>
+        <w:spacing w:line="360" w:lineRule="auto" w:before="80" w:after="80"/>
       </w:pPr>
       <w:r>
         <w:rPr>
-          <w:rFonts w:eastAsia="宋体"/>
+          <w:rFonts w:eastAsia="宋体" w:ascii="Times New Roman" w:hAnsi="Times New Roman"/>
         </w:rPr>
         <w:t xml:space="preserve">📌 </w:t>
       </w:r>
       <w:r>
         <w:rPr>
-          <w:rFonts w:eastAsia="宋体"/>
+          <w:rFonts w:eastAsia="宋体" w:ascii="Times New Roman" w:hAnsi="Times New Roman"/>
           <w:b/>
         </w:rPr>
         <w:t>打工人解读</w:t>
       </w:r>
       <w:r>
         <w:rPr>
-          <w:rFonts w:eastAsia="宋体"/>
+          <w:rFonts w:eastAsia="宋体" w:ascii="Times New Roman" w:hAnsi="Times New Roman"/>
         </w:rPr>
         <w:t>：海信不是"高速增长"型，而是</w:t>
       </w:r>
       <w:r>
         <w:rPr>
-          <w:rFonts w:eastAsia="宋体"/>
+          <w:rFonts w:eastAsia="宋体" w:ascii="Times New Roman" w:hAnsi="Times New Roman"/>
           <w:b/>
         </w:rPr>
         <w:t>稳健规模型</w:t>
       </w:r>
       <w:r>
         <w:rPr>
-          <w:rFonts w:eastAsia="宋体"/>
+          <w:rFonts w:eastAsia="宋体" w:ascii="Times New Roman" w:hAnsi="Times New Roman"/>
         </w:rPr>
         <w:t>——集团体量超 2000 亿、海外近半，黑电利润逆势增长、白电小幅承压（地产周期+存量竞争）。对实习生意味着：平台大、业务全、供应链复杂度高，能学到东西，但不是激进扩张期（晋升/编制偏稳）。</w:t>
       </w:r>
@@ -540,7 +665,7 @@
       </w:pPr>
       <w:r>
         <w:rPr>
-          <w:rFonts w:eastAsia="宋体"/>
+          <w:rFonts w:eastAsia="微软雅黑" w:ascii="Microsoft YaHei" w:hAnsi="Microsoft YaHei"/>
         </w:rPr>
         <w:t>1.3 业务结构</w:t>
       </w:r>
@@ -550,23 +675,34 @@
         <w:tblStyle w:val="TableGrid"/>
         <w:tblW w:type="auto" w:w="0"/>
         <w:tblLook w:firstColumn="1" w:firstRow="1" w:lastColumn="0" w:lastRow="0" w:noHBand="0" w:noVBand="1" w:val="04A0"/>
+        <w:jc w:val="center"/>
+        <w:tblBorders>
+          <w:top w:val="single" w:sz="4" w:space="0" w:color="DDDDDD"/>
+          <w:left w:val="single" w:sz="4" w:space="0" w:color="DDDDDD"/>
+          <w:bottom w:val="single" w:sz="4" w:space="0" w:color="DDDDDD"/>
+          <w:right w:val="single" w:sz="4" w:space="0" w:color="DDDDDD"/>
+          <w:insideH w:val="single" w:sz="4" w:space="0" w:color="DDDDDD"/>
+          <w:insideV w:val="single" w:sz="4" w:space="0" w:color="DDDDDD"/>
+        </w:tblBorders>
       </w:tblPr>
       <w:tblGrid>
-        <w:gridCol w:w="2160"/>
-        <w:gridCol w:w="2160"/>
-        <w:gridCol w:w="2160"/>
-        <w:gridCol w:w="2160"/>
+        <w:gridCol w:w="2353"/>
+        <w:gridCol w:w="2353"/>
+        <w:gridCol w:w="2353"/>
+        <w:gridCol w:w="2353"/>
       </w:tblGrid>
       <w:tr>
         <w:tc>
           <w:tcPr>
-            <w:tcW w:type="dxa" w:w="2160"/>
+            <w:tcW w:type="dxa" w:w="2353"/>
+            <w:shd w:val="clear" w:color="auto" w:fill="EBF1EE"/>
           </w:tcPr>
           <w:p>
             <w:r>
               <w:rPr>
-                <w:rFonts w:eastAsia="宋体"/>
+                <w:rFonts w:eastAsia="宋体" w:ascii="Times New Roman" w:hAnsi="Times New Roman"/>
                 <w:b/>
+                <w:color w:val="7E9C8E"/>
               </w:rPr>
               <w:t>业务线</w:t>
             </w:r>
@@ -574,13 +710,15 @@
         </w:tc>
         <w:tc>
           <w:tcPr>
-            <w:tcW w:type="dxa" w:w="2160"/>
+            <w:tcW w:type="dxa" w:w="2353"/>
+            <w:shd w:val="clear" w:color="auto" w:fill="EBF1EE"/>
           </w:tcPr>
           <w:p>
             <w:r>
               <w:rPr>
-                <w:rFonts w:eastAsia="宋体"/>
+                <w:rFonts w:eastAsia="宋体" w:ascii="Times New Roman" w:hAnsi="Times New Roman"/>
                 <w:b/>
+                <w:color w:val="7E9C8E"/>
               </w:rPr>
               <w:t>主体/品牌</w:t>
             </w:r>
@@ -588,13 +726,15 @@
         </w:tc>
         <w:tc>
           <w:tcPr>
-            <w:tcW w:type="dxa" w:w="2160"/>
+            <w:tcW w:type="dxa" w:w="2353"/>
+            <w:shd w:val="clear" w:color="auto" w:fill="EBF1EE"/>
           </w:tcPr>
           <w:p>
             <w:r>
               <w:rPr>
-                <w:rFonts w:eastAsia="宋体"/>
+                <w:rFonts w:eastAsia="宋体" w:ascii="Times New Roman" w:hAnsi="Times New Roman"/>
                 <w:b/>
+                <w:color w:val="7E9C8E"/>
               </w:rPr>
               <w:t>营收占比/地位</w:t>
             </w:r>
@@ -602,13 +742,15 @@
         </w:tc>
         <w:tc>
           <w:tcPr>
-            <w:tcW w:type="dxa" w:w="2160"/>
+            <w:tcW w:type="dxa" w:w="2353"/>
+            <w:shd w:val="clear" w:color="auto" w:fill="EBF1EE"/>
           </w:tcPr>
           <w:p>
             <w:r>
               <w:rPr>
-                <w:rFonts w:eastAsia="宋体"/>
+                <w:rFonts w:eastAsia="宋体" w:ascii="Times New Roman" w:hAnsi="Times New Roman"/>
                 <w:b/>
+                <w:color w:val="7E9C8E"/>
               </w:rPr>
               <w:t>核心产品</w:t>
             </w:r>
@@ -618,12 +760,12 @@
       <w:tr>
         <w:tc>
           <w:tcPr>
-            <w:tcW w:type="dxa" w:w="2160"/>
+            <w:tcW w:type="dxa" w:w="2353"/>
           </w:tcPr>
           <w:p>
             <w:r>
               <w:rPr>
-                <w:rFonts w:eastAsia="宋体"/>
+                <w:rFonts w:eastAsia="宋体" w:ascii="Times New Roman" w:hAnsi="Times New Roman"/>
               </w:rPr>
               <w:t>黑电（显示）</w:t>
             </w:r>
@@ -631,12 +773,12 @@
         </w:tc>
         <w:tc>
           <w:tcPr>
-            <w:tcW w:type="dxa" w:w="2160"/>
+            <w:tcW w:type="dxa" w:w="2353"/>
           </w:tcPr>
           <w:p>
             <w:r>
               <w:rPr>
-                <w:rFonts w:eastAsia="宋体"/>
+                <w:rFonts w:eastAsia="宋体" w:ascii="Times New Roman" w:hAnsi="Times New Roman"/>
               </w:rPr>
               <w:t>海信视像（600060）</w:t>
             </w:r>
@@ -644,12 +786,12 @@
         </w:tc>
         <w:tc>
           <w:tcPr>
-            <w:tcW w:type="dxa" w:w="2160"/>
+            <w:tcW w:type="dxa" w:w="2353"/>
           </w:tcPr>
           <w:p>
             <w:r>
               <w:rPr>
-                <w:rFonts w:eastAsia="宋体"/>
+                <w:rFonts w:eastAsia="宋体" w:ascii="Times New Roman" w:hAnsi="Times New Roman"/>
               </w:rPr>
               <w:t>智慧显示终端占营收 78%</w:t>
             </w:r>
@@ -657,12 +799,12 @@
         </w:tc>
         <w:tc>
           <w:tcPr>
-            <w:tcW w:type="dxa" w:w="2160"/>
+            <w:tcW w:type="dxa" w:w="2353"/>
           </w:tcPr>
           <w:p>
             <w:r>
               <w:rPr>
-                <w:rFonts w:eastAsia="宋体"/>
+                <w:rFonts w:eastAsia="宋体" w:ascii="Times New Roman" w:hAnsi="Times New Roman"/>
               </w:rPr>
               <w:t>电视、激光电视、商显、TCON 芯片</w:t>
             </w:r>
@@ -672,12 +814,12 @@
       <w:tr>
         <w:tc>
           <w:tcPr>
-            <w:tcW w:type="dxa" w:w="2160"/>
+            <w:tcW w:type="dxa" w:w="2353"/>
           </w:tcPr>
           <w:p>
             <w:r>
               <w:rPr>
-                <w:rFonts w:eastAsia="宋体"/>
+                <w:rFonts w:eastAsia="宋体" w:ascii="Times New Roman" w:hAnsi="Times New Roman"/>
               </w:rPr>
               <w:t>白电</w:t>
             </w:r>
@@ -685,12 +827,12 @@
         </w:tc>
         <w:tc>
           <w:tcPr>
-            <w:tcW w:type="dxa" w:w="2160"/>
+            <w:tcW w:type="dxa" w:w="2353"/>
           </w:tcPr>
           <w:p>
             <w:r>
               <w:rPr>
-                <w:rFonts w:eastAsia="宋体"/>
+                <w:rFonts w:eastAsia="宋体" w:ascii="Times New Roman" w:hAnsi="Times New Roman"/>
               </w:rPr>
               <w:t>海信家电（000921）：海信/容声/科龙</w:t>
             </w:r>
@@ -698,12 +840,12 @@
         </w:tc>
         <w:tc>
           <w:tcPr>
-            <w:tcW w:type="dxa" w:w="2160"/>
+            <w:tcW w:type="dxa" w:w="2353"/>
           </w:tcPr>
           <w:p>
             <w:r>
               <w:rPr>
-                <w:rFonts w:eastAsia="宋体"/>
+                <w:rFonts w:eastAsia="宋体" w:ascii="Times New Roman" w:hAnsi="Times New Roman"/>
               </w:rPr>
               <w:t>冰箱/空调/洗衣机/厨电</w:t>
             </w:r>
@@ -711,12 +853,12 @@
         </w:tc>
         <w:tc>
           <w:tcPr>
-            <w:tcW w:type="dxa" w:w="2160"/>
+            <w:tcW w:type="dxa" w:w="2353"/>
           </w:tcPr>
           <w:p>
             <w:r>
               <w:rPr>
-                <w:rFonts w:eastAsia="宋体"/>
+                <w:rFonts w:eastAsia="宋体" w:ascii="Times New Roman" w:hAnsi="Times New Roman"/>
               </w:rPr>
               <w:t>多品牌冰洗空</w:t>
             </w:r>
@@ -726,12 +868,12 @@
       <w:tr>
         <w:tc>
           <w:tcPr>
-            <w:tcW w:type="dxa" w:w="2160"/>
+            <w:tcW w:type="dxa" w:w="2353"/>
           </w:tcPr>
           <w:p>
             <w:r>
               <w:rPr>
-                <w:rFonts w:eastAsia="宋体"/>
+                <w:rFonts w:eastAsia="宋体" w:ascii="Times New Roman" w:hAnsi="Times New Roman"/>
               </w:rPr>
               <w:t>光通信</w:t>
             </w:r>
@@ -739,12 +881,12 @@
         </w:tc>
         <w:tc>
           <w:tcPr>
-            <w:tcW w:type="dxa" w:w="2160"/>
+            <w:tcW w:type="dxa" w:w="2353"/>
           </w:tcPr>
           <w:p>
             <w:r>
               <w:rPr>
-                <w:rFonts w:eastAsia="宋体"/>
+                <w:rFonts w:eastAsia="宋体" w:ascii="Times New Roman" w:hAnsi="Times New Roman"/>
               </w:rPr>
               <w:t>海信宽带</w:t>
             </w:r>
@@ -752,12 +894,12 @@
         </w:tc>
         <w:tc>
           <w:tcPr>
-            <w:tcW w:type="dxa" w:w="2160"/>
+            <w:tcW w:type="dxa" w:w="2353"/>
           </w:tcPr>
           <w:p>
             <w:r>
               <w:rPr>
-                <w:rFonts w:eastAsia="宋体"/>
+                <w:rFonts w:eastAsia="宋体" w:ascii="Times New Roman" w:hAnsi="Times New Roman"/>
               </w:rPr>
               <w:t>—</w:t>
             </w:r>
@@ -765,12 +907,12 @@
         </w:tc>
         <w:tc>
           <w:tcPr>
-            <w:tcW w:type="dxa" w:w="2160"/>
+            <w:tcW w:type="dxa" w:w="2353"/>
           </w:tcPr>
           <w:p>
             <w:r>
               <w:rPr>
-                <w:rFonts w:eastAsia="宋体"/>
+                <w:rFonts w:eastAsia="宋体" w:ascii="Times New Roman" w:hAnsi="Times New Roman"/>
               </w:rPr>
               <w:t>光模块</w:t>
             </w:r>
@@ -780,12 +922,12 @@
       <w:tr>
         <w:tc>
           <w:tcPr>
-            <w:tcW w:type="dxa" w:w="2160"/>
+            <w:tcW w:type="dxa" w:w="2353"/>
           </w:tcPr>
           <w:p>
             <w:r>
               <w:rPr>
-                <w:rFonts w:eastAsia="宋体"/>
+                <w:rFonts w:eastAsia="宋体" w:ascii="Times New Roman" w:hAnsi="Times New Roman"/>
               </w:rPr>
               <w:t>芯片</w:t>
             </w:r>
@@ -793,12 +935,12 @@
         </w:tc>
         <w:tc>
           <w:tcPr>
-            <w:tcW w:type="dxa" w:w="2160"/>
+            <w:tcW w:type="dxa" w:w="2353"/>
           </w:tcPr>
           <w:p>
             <w:r>
               <w:rPr>
-                <w:rFonts w:eastAsia="宋体"/>
+                <w:rFonts w:eastAsia="宋体" w:ascii="Times New Roman" w:hAnsi="Times New Roman"/>
               </w:rPr>
               <w:t>信芯</w:t>
             </w:r>
@@ -806,12 +948,12 @@
         </w:tc>
         <w:tc>
           <w:tcPr>
-            <w:tcW w:type="dxa" w:w="2160"/>
+            <w:tcW w:type="dxa" w:w="2353"/>
           </w:tcPr>
           <w:p>
             <w:r>
               <w:rPr>
-                <w:rFonts w:eastAsia="宋体"/>
+                <w:rFonts w:eastAsia="宋体" w:ascii="Times New Roman" w:hAnsi="Times New Roman"/>
               </w:rPr>
               <w:t>2005 首颗自主画质芯片</w:t>
             </w:r>
@@ -819,12 +961,12 @@
         </w:tc>
         <w:tc>
           <w:tcPr>
-            <w:tcW w:type="dxa" w:w="2160"/>
+            <w:tcW w:type="dxa" w:w="2353"/>
           </w:tcPr>
           <w:p>
             <w:r>
               <w:rPr>
-                <w:rFonts w:eastAsia="宋体"/>
+                <w:rFonts w:eastAsia="宋体" w:ascii="Times New Roman" w:hAnsi="Times New Roman"/>
               </w:rPr>
               <w:t>显示芯片</w:t>
             </w:r>
@@ -834,12 +976,12 @@
       <w:tr>
         <w:tc>
           <w:tcPr>
-            <w:tcW w:type="dxa" w:w="2160"/>
+            <w:tcW w:type="dxa" w:w="2353"/>
           </w:tcPr>
           <w:p>
             <w:r>
               <w:rPr>
-                <w:rFonts w:eastAsia="宋体"/>
+                <w:rFonts w:eastAsia="宋体" w:ascii="Times New Roman" w:hAnsi="Times New Roman"/>
               </w:rPr>
               <w:t>汽车电子/海外</w:t>
             </w:r>
@@ -847,12 +989,12 @@
         </w:tc>
         <w:tc>
           <w:tcPr>
-            <w:tcW w:type="dxa" w:w="2160"/>
+            <w:tcW w:type="dxa" w:w="2353"/>
           </w:tcPr>
           <w:p>
             <w:r>
               <w:rPr>
-                <w:rFonts w:eastAsia="宋体"/>
+                <w:rFonts w:eastAsia="宋体" w:ascii="Times New Roman" w:hAnsi="Times New Roman"/>
               </w:rPr>
               <w:t>控股东芝电视（2021）等</w:t>
             </w:r>
@@ -860,12 +1002,12 @@
         </w:tc>
         <w:tc>
           <w:tcPr>
-            <w:tcW w:type="dxa" w:w="2160"/>
+            <w:tcW w:type="dxa" w:w="2353"/>
           </w:tcPr>
           <w:p>
             <w:r>
               <w:rPr>
-                <w:rFonts w:eastAsia="宋体"/>
+                <w:rFonts w:eastAsia="宋体" w:ascii="Times New Roman" w:hAnsi="Times New Roman"/>
               </w:rPr>
               <w:t>全球化多品牌</w:t>
             </w:r>
@@ -873,12 +1015,12 @@
         </w:tc>
         <w:tc>
           <w:tcPr>
-            <w:tcW w:type="dxa" w:w="2160"/>
+            <w:tcW w:type="dxa" w:w="2353"/>
           </w:tcPr>
           <w:p>
             <w:r>
               <w:rPr>
-                <w:rFonts w:eastAsia="宋体"/>
+                <w:rFonts w:eastAsia="宋体" w:ascii="Times New Roman" w:hAnsi="Times New Roman"/>
               </w:rPr>
               <w:t>日本/南非等 5 国市场第一</w:t>
             </w:r>
@@ -892,7 +1034,7 @@
       </w:pPr>
       <w:r>
         <w:rPr>
-          <w:rFonts w:eastAsia="宋体"/>
+          <w:rFonts w:eastAsia="微软雅黑" w:ascii="Microsoft YaHei" w:hAnsi="Microsoft YaHei"/>
         </w:rPr>
         <w:t>1.4 行业地位与竞争格局</w:t>
       </w:r>
@@ -903,27 +1045,27 @@
       </w:pPr>
       <w:r>
         <w:rPr>
-          <w:rFonts w:eastAsia="宋体"/>
+          <w:rFonts w:eastAsia="宋体" w:ascii="Times New Roman" w:hAnsi="Times New Roman"/>
           <w:b/>
         </w:rPr>
         <w:t>全球电视前二</w:t>
       </w:r>
       <w:r>
         <w:rPr>
-          <w:rFonts w:eastAsia="宋体"/>
+          <w:rFonts w:eastAsia="宋体" w:ascii="Times New Roman" w:hAnsi="Times New Roman"/>
         </w:rPr>
         <w:t>；</w:t>
       </w:r>
       <w:r>
         <w:rPr>
-          <w:rFonts w:eastAsia="宋体"/>
+          <w:rFonts w:eastAsia="宋体" w:ascii="Times New Roman" w:hAnsi="Times New Roman"/>
           <w:b/>
         </w:rPr>
         <w:t>激光电视全球市占率超 70%（连续 7 年第一）</w:t>
       </w:r>
       <w:r>
         <w:rPr>
-          <w:rFonts w:eastAsia="宋体"/>
+          <w:rFonts w:eastAsia="宋体" w:ascii="Times New Roman" w:hAnsi="Times New Roman"/>
         </w:rPr>
         <w:t>；百吋以上大屏份额 57.1%；商显交互平板全球第二。</w:t>
       </w:r>
@@ -934,7 +1076,7 @@
       </w:pPr>
       <w:r>
         <w:rPr>
-          <w:rFonts w:eastAsia="宋体"/>
+          <w:rFonts w:eastAsia="宋体" w:ascii="Times New Roman" w:hAnsi="Times New Roman"/>
         </w:rPr>
         <w:t>主要竞品：TCL（华星）、小米、三星、LG；白电对标海尔、美的、格力。</w:t>
       </w:r>
@@ -945,45 +1087,48 @@
       </w:pPr>
       <w:r>
         <w:rPr>
-          <w:rFonts w:eastAsia="宋体"/>
+          <w:rFonts w:eastAsia="宋体" w:ascii="Times New Roman" w:hAnsi="Times New Roman"/>
         </w:rPr>
         <w:t>差异化优势：黑白电双线能打 + 激光显示技术壁垒 + 体育营销（2026 世界杯赞助商）+ 出海自主品牌已进入收获期。</w:t>
       </w:r>
     </w:p>
     <w:p>
       <w:pPr>
-        <w:shd w:val="clear" w:color="auto" w:fill="F2F2F2"/>
-        <w:spacing w:line="360" w:lineRule="auto"/>
+        <w:shd w:val="clear" w:color="auto" w:fill="EBF1EE"/>
+        <w:pBdr>
+          <w:left w:val="single" w:sz="18" w:space="6" w:color="7E9C8E"/>
+        </w:pBdr>
+        <w:spacing w:line="360" w:lineRule="auto" w:before="80" w:after="80"/>
       </w:pPr>
       <w:r>
         <w:rPr>
-          <w:rFonts w:eastAsia="宋体"/>
+          <w:rFonts w:eastAsia="宋体" w:ascii="Times New Roman" w:hAnsi="Times New Roman"/>
         </w:rPr>
         <w:t xml:space="preserve">✅ </w:t>
       </w:r>
       <w:r>
         <w:rPr>
-          <w:rFonts w:eastAsia="宋体"/>
+          <w:rFonts w:eastAsia="宋体" w:ascii="Times New Roman" w:hAnsi="Times New Roman"/>
           <w:b/>
         </w:rPr>
         <w:t>推荐点</w:t>
       </w:r>
       <w:r>
         <w:rPr>
-          <w:rFonts w:eastAsia="宋体"/>
+          <w:rFonts w:eastAsia="宋体" w:ascii="Times New Roman" w:hAnsi="Times New Roman"/>
         </w:rPr>
         <w:t xml:space="preserve">：技术护城河清晰、全球化真实落地、国企稳定性高。 ⚠️ </w:t>
       </w:r>
       <w:r>
         <w:rPr>
-          <w:rFonts w:eastAsia="宋体"/>
+          <w:rFonts w:eastAsia="宋体" w:ascii="Times New Roman" w:hAnsi="Times New Roman"/>
           <w:b/>
         </w:rPr>
         <w:t>需要注意</w:t>
       </w:r>
       <w:r>
         <w:rPr>
-          <w:rFonts w:eastAsia="宋体"/>
+          <w:rFonts w:eastAsia="宋体" w:ascii="Times New Roman" w:hAnsi="Times New Roman"/>
         </w:rPr>
         <w:t>：白电受地产周期拖累、国内存量竞争激烈，增速放缓。</w:t>
       </w:r>
@@ -994,7 +1139,7 @@
       </w:pPr>
       <w:r>
         <w:rPr>
-          <w:rFonts w:eastAsia="宋体"/>
+          <w:rFonts w:eastAsia="微软雅黑" w:ascii="Microsoft YaHei" w:hAnsi="Microsoft YaHei"/>
         </w:rPr>
         <w:t>【第二部分】岗位专项深度调研</w:t>
       </w:r>
@@ -1005,7 +1150,7 @@
       </w:pPr>
       <w:r>
         <w:rPr>
-          <w:rFonts w:eastAsia="宋体"/>
+          <w:rFonts w:eastAsia="微软雅黑" w:ascii="Microsoft YaHei" w:hAnsi="Microsoft YaHei"/>
         </w:rPr>
         <w:t>2.1 岗位基本信息</w:t>
       </w:r>
@@ -1015,21 +1160,32 @@
         <w:tblStyle w:val="TableGrid"/>
         <w:tblW w:type="auto" w:w="0"/>
         <w:tblLook w:firstColumn="1" w:firstRow="1" w:lastColumn="0" w:lastRow="0" w:noHBand="0" w:noVBand="1" w:val="04A0"/>
+        <w:jc w:val="center"/>
+        <w:tblBorders>
+          <w:top w:val="single" w:sz="4" w:space="0" w:color="DDDDDD"/>
+          <w:left w:val="single" w:sz="4" w:space="0" w:color="DDDDDD"/>
+          <w:bottom w:val="single" w:sz="4" w:space="0" w:color="DDDDDD"/>
+          <w:right w:val="single" w:sz="4" w:space="0" w:color="DDDDDD"/>
+          <w:insideH w:val="single" w:sz="4" w:space="0" w:color="DDDDDD"/>
+          <w:insideV w:val="single" w:sz="4" w:space="0" w:color="DDDDDD"/>
+        </w:tblBorders>
       </w:tblPr>
       <w:tblGrid>
-        <w:gridCol w:w="4320"/>
-        <w:gridCol w:w="4320"/>
+        <w:gridCol w:w="4706"/>
+        <w:gridCol w:w="4706"/>
       </w:tblGrid>
       <w:tr>
         <w:tc>
           <w:tcPr>
-            <w:tcW w:type="dxa" w:w="4320"/>
+            <w:tcW w:type="dxa" w:w="4706"/>
+            <w:shd w:val="clear" w:color="auto" w:fill="EBF1EE"/>
           </w:tcPr>
           <w:p>
             <w:r>
               <w:rPr>
-                <w:rFonts w:eastAsia="宋体"/>
+                <w:rFonts w:eastAsia="宋体" w:ascii="Times New Roman" w:hAnsi="Times New Roman"/>
                 <w:b/>
+                <w:color w:val="7E9C8E"/>
               </w:rPr>
               <w:t>项目</w:t>
             </w:r>
@@ -1037,13 +1193,15 @@
         </w:tc>
         <w:tc>
           <w:tcPr>
-            <w:tcW w:type="dxa" w:w="4320"/>
+            <w:tcW w:type="dxa" w:w="4706"/>
+            <w:shd w:val="clear" w:color="auto" w:fill="EBF1EE"/>
           </w:tcPr>
           <w:p>
             <w:r>
               <w:rPr>
-                <w:rFonts w:eastAsia="宋体"/>
+                <w:rFonts w:eastAsia="宋体" w:ascii="Times New Roman" w:hAnsi="Times New Roman"/>
                 <w:b/>
+                <w:color w:val="7E9C8E"/>
               </w:rPr>
               <w:t>内容</w:t>
             </w:r>
@@ -1053,12 +1211,12 @@
       <w:tr>
         <w:tc>
           <w:tcPr>
-            <w:tcW w:type="dxa" w:w="4320"/>
+            <w:tcW w:type="dxa" w:w="4706"/>
           </w:tcPr>
           <w:p>
             <w:r>
               <w:rPr>
-                <w:rFonts w:eastAsia="宋体"/>
+                <w:rFonts w:eastAsia="宋体" w:ascii="Times New Roman" w:hAnsi="Times New Roman"/>
               </w:rPr>
               <w:t>岗位名称</w:t>
             </w:r>
@@ -1066,12 +1224,12 @@
         </w:tc>
         <w:tc>
           <w:tcPr>
-            <w:tcW w:type="dxa" w:w="4320"/>
+            <w:tcW w:type="dxa" w:w="4706"/>
           </w:tcPr>
           <w:p>
             <w:r>
               <w:rPr>
-                <w:rFonts w:eastAsia="宋体"/>
+                <w:rFonts w:eastAsia="宋体" w:ascii="Times New Roman" w:hAnsi="Times New Roman"/>
               </w:rPr>
               <w:t>供应链管理（主计划管理）实习生（J45593）</w:t>
             </w:r>
@@ -1081,12 +1239,12 @@
       <w:tr>
         <w:tc>
           <w:tcPr>
-            <w:tcW w:type="dxa" w:w="4320"/>
+            <w:tcW w:type="dxa" w:w="4706"/>
           </w:tcPr>
           <w:p>
             <w:r>
               <w:rPr>
-                <w:rFonts w:eastAsia="宋体"/>
+                <w:rFonts w:eastAsia="宋体" w:ascii="Times New Roman" w:hAnsi="Times New Roman"/>
               </w:rPr>
               <w:t>所属部门</w:t>
             </w:r>
@@ -1094,12 +1252,12 @@
         </w:tc>
         <w:tc>
           <w:tcPr>
-            <w:tcW w:type="dxa" w:w="4320"/>
+            <w:tcW w:type="dxa" w:w="4706"/>
           </w:tcPr>
           <w:p>
             <w:r>
               <w:rPr>
-                <w:rFonts w:eastAsia="宋体"/>
+                <w:rFonts w:eastAsia="宋体" w:ascii="Times New Roman" w:hAnsi="Times New Roman"/>
               </w:rPr>
               <w:t>供应链计划 / 主计划（集团或青岛制造基地层面）</w:t>
             </w:r>
@@ -1109,12 +1267,12 @@
       <w:tr>
         <w:tc>
           <w:tcPr>
-            <w:tcW w:type="dxa" w:w="4320"/>
+            <w:tcW w:type="dxa" w:w="4706"/>
           </w:tcPr>
           <w:p>
             <w:r>
               <w:rPr>
-                <w:rFonts w:eastAsia="宋体"/>
+                <w:rFonts w:eastAsia="宋体" w:ascii="Times New Roman" w:hAnsi="Times New Roman"/>
               </w:rPr>
               <w:t>招聘类型</w:t>
             </w:r>
@@ -1122,12 +1280,12 @@
         </w:tc>
         <w:tc>
           <w:tcPr>
-            <w:tcW w:type="dxa" w:w="4320"/>
+            <w:tcW w:type="dxa" w:w="4706"/>
           </w:tcPr>
           <w:p>
             <w:r>
               <w:rPr>
-                <w:rFonts w:eastAsia="宋体"/>
+                <w:rFonts w:eastAsia="宋体" w:ascii="Times New Roman" w:hAnsi="Times New Roman"/>
               </w:rPr>
               <w:t>实习生招聘（实习）</w:t>
             </w:r>
@@ -1137,12 +1295,12 @@
       <w:tr>
         <w:tc>
           <w:tcPr>
-            <w:tcW w:type="dxa" w:w="4320"/>
+            <w:tcW w:type="dxa" w:w="4706"/>
           </w:tcPr>
           <w:p>
             <w:r>
               <w:rPr>
-                <w:rFonts w:eastAsia="宋体"/>
+                <w:rFonts w:eastAsia="宋体" w:ascii="Times New Roman" w:hAnsi="Times New Roman"/>
               </w:rPr>
               <w:t>工作地点</w:t>
             </w:r>
@@ -1150,12 +1308,12 @@
         </w:tc>
         <w:tc>
           <w:tcPr>
-            <w:tcW w:type="dxa" w:w="4320"/>
+            <w:tcW w:type="dxa" w:w="4706"/>
           </w:tcPr>
           <w:p>
             <w:r>
               <w:rPr>
-                <w:rFonts w:eastAsia="宋体"/>
+                <w:rFonts w:eastAsia="宋体" w:ascii="Times New Roman" w:hAnsi="Times New Roman"/>
               </w:rPr>
               <w:t>山东省·青岛市（官方简章提供大学生公寓）</w:t>
             </w:r>
@@ -1165,12 +1323,12 @@
       <w:tr>
         <w:tc>
           <w:tcPr>
-            <w:tcW w:type="dxa" w:w="4320"/>
+            <w:tcW w:type="dxa" w:w="4706"/>
           </w:tcPr>
           <w:p>
             <w:r>
               <w:rPr>
-                <w:rFonts w:eastAsia="宋体"/>
+                <w:rFonts w:eastAsia="宋体" w:ascii="Times New Roman" w:hAnsi="Times New Roman"/>
               </w:rPr>
               <w:t>薪资范围</w:t>
             </w:r>
@@ -1178,19 +1336,19 @@
         </w:tc>
         <w:tc>
           <w:tcPr>
-            <w:tcW w:type="dxa" w:w="4320"/>
+            <w:tcW w:type="dxa" w:w="4706"/>
           </w:tcPr>
           <w:p>
             <w:r>
               <w:rPr>
-                <w:rFonts w:eastAsia="宋体"/>
+                <w:rFonts w:eastAsia="宋体" w:ascii="Times New Roman" w:hAnsi="Times New Roman"/>
                 <w:b/>
               </w:rPr>
               <w:t>未披露</w:t>
             </w:r>
             <w:r>
               <w:rPr>
-                <w:rFonts w:eastAsia="宋体"/>
+                <w:rFonts w:eastAsia="宋体" w:ascii="Times New Roman" w:hAnsi="Times New Roman"/>
               </w:rPr>
               <w:t>；同类海信实习岗公开 100–200 元/天</w:t>
             </w:r>
@@ -1200,12 +1358,12 @@
       <w:tr>
         <w:tc>
           <w:tcPr>
-            <w:tcW w:type="dxa" w:w="4320"/>
+            <w:tcW w:type="dxa" w:w="4706"/>
           </w:tcPr>
           <w:p>
             <w:r>
               <w:rPr>
-                <w:rFonts w:eastAsia="宋体"/>
+                <w:rFonts w:eastAsia="宋体" w:ascii="Times New Roman" w:hAnsi="Times New Roman"/>
               </w:rPr>
               <w:t>专业要求</w:t>
             </w:r>
@@ -1213,12 +1371,12 @@
         </w:tc>
         <w:tc>
           <w:tcPr>
-            <w:tcW w:type="dxa" w:w="4320"/>
+            <w:tcW w:type="dxa" w:w="4706"/>
           </w:tcPr>
           <w:p>
             <w:r>
               <w:rPr>
-                <w:rFonts w:eastAsia="宋体"/>
+                <w:rFonts w:eastAsia="宋体" w:ascii="Times New Roman" w:hAnsi="Times New Roman"/>
               </w:rPr>
               <w:t>工业工程、机械工程、供应链管理等相关专业优先</w:t>
             </w:r>
@@ -1228,12 +1386,12 @@
       <w:tr>
         <w:tc>
           <w:tcPr>
-            <w:tcW w:type="dxa" w:w="4320"/>
+            <w:tcW w:type="dxa" w:w="4706"/>
           </w:tcPr>
           <w:p>
             <w:r>
               <w:rPr>
-                <w:rFonts w:eastAsia="宋体"/>
+                <w:rFonts w:eastAsia="宋体" w:ascii="Times New Roman" w:hAnsi="Times New Roman"/>
               </w:rPr>
               <w:t>核心技能</w:t>
             </w:r>
@@ -1241,12 +1399,12 @@
         </w:tc>
         <w:tc>
           <w:tcPr>
-            <w:tcW w:type="dxa" w:w="4320"/>
+            <w:tcW w:type="dxa" w:w="4706"/>
           </w:tcPr>
           <w:p>
             <w:r>
               <w:rPr>
-                <w:rFonts w:eastAsia="宋体"/>
+                <w:rFonts w:eastAsia="宋体" w:ascii="Times New Roman" w:hAnsi="Times New Roman"/>
               </w:rPr>
               <w:t>Excel（透视表/VLOOKUP）+ 基础数据分析；加分项永洪 BI/飞书多维表格/智能体</w:t>
             </w:r>
@@ -1260,7 +1418,7 @@
       </w:pPr>
       <w:r>
         <w:rPr>
-          <w:rFonts w:eastAsia="宋体"/>
+          <w:rFonts w:eastAsia="微软雅黑" w:ascii="Microsoft YaHei" w:hAnsi="Microsoft YaHei"/>
         </w:rPr>
         <w:t>2.2 JD 翻译成人话</w:t>
       </w:r>
@@ -1270,21 +1428,32 @@
         <w:tblStyle w:val="TableGrid"/>
         <w:tblW w:type="auto" w:w="0"/>
         <w:tblLook w:firstColumn="1" w:firstRow="1" w:lastColumn="0" w:lastRow="0" w:noHBand="0" w:noVBand="1" w:val="04A0"/>
+        <w:jc w:val="center"/>
+        <w:tblBorders>
+          <w:top w:val="single" w:sz="4" w:space="0" w:color="DDDDDD"/>
+          <w:left w:val="single" w:sz="4" w:space="0" w:color="DDDDDD"/>
+          <w:bottom w:val="single" w:sz="4" w:space="0" w:color="DDDDDD"/>
+          <w:right w:val="single" w:sz="4" w:space="0" w:color="DDDDDD"/>
+          <w:insideH w:val="single" w:sz="4" w:space="0" w:color="DDDDDD"/>
+          <w:insideV w:val="single" w:sz="4" w:space="0" w:color="DDDDDD"/>
+        </w:tblBorders>
       </w:tblPr>
       <w:tblGrid>
-        <w:gridCol w:w="4320"/>
-        <w:gridCol w:w="4320"/>
+        <w:gridCol w:w="4706"/>
+        <w:gridCol w:w="4706"/>
       </w:tblGrid>
       <w:tr>
         <w:tc>
           <w:tcPr>
-            <w:tcW w:type="dxa" w:w="4320"/>
+            <w:tcW w:type="dxa" w:w="4706"/>
+            <w:shd w:val="clear" w:color="auto" w:fill="EBF1EE"/>
           </w:tcPr>
           <w:p>
             <w:r>
               <w:rPr>
-                <w:rFonts w:eastAsia="宋体"/>
+                <w:rFonts w:eastAsia="宋体" w:ascii="Times New Roman" w:hAnsi="Times New Roman"/>
                 <w:b/>
+                <w:color w:val="7E9C8E"/>
               </w:rPr>
               <w:t>JD 原文</w:t>
             </w:r>
@@ -1292,13 +1461,15 @@
         </w:tc>
         <w:tc>
           <w:tcPr>
-            <w:tcW w:type="dxa" w:w="4320"/>
+            <w:tcW w:type="dxa" w:w="4706"/>
+            <w:shd w:val="clear" w:color="auto" w:fill="EBF1EE"/>
           </w:tcPr>
           <w:p>
             <w:r>
               <w:rPr>
-                <w:rFonts w:eastAsia="宋体"/>
+                <w:rFonts w:eastAsia="宋体" w:ascii="Times New Roman" w:hAnsi="Times New Roman"/>
                 <w:b/>
+                <w:color w:val="7E9C8E"/>
               </w:rPr>
               <w:t>人话解读</w:t>
             </w:r>
@@ -1308,12 +1479,12 @@
       <w:tr>
         <w:tc>
           <w:tcPr>
-            <w:tcW w:type="dxa" w:w="4320"/>
+            <w:tcW w:type="dxa" w:w="4706"/>
           </w:tcPr>
           <w:p>
             <w:r>
               <w:rPr>
-                <w:rFonts w:eastAsia="宋体"/>
+                <w:rFonts w:eastAsia="宋体" w:ascii="Times New Roman" w:hAnsi="Times New Roman"/>
               </w:rPr>
               <w:t>新品计划协助：跟踪新品首单交付进度，记录反馈生产异常</w:t>
             </w:r>
@@ -1321,12 +1492,12 @@
         </w:tc>
         <w:tc>
           <w:tcPr>
-            <w:tcW w:type="dxa" w:w="4320"/>
+            <w:tcW w:type="dxa" w:w="4706"/>
           </w:tcPr>
           <w:p>
             <w:r>
               <w:rPr>
-                <w:rFonts w:eastAsia="宋体"/>
+                <w:rFonts w:eastAsia="宋体" w:ascii="Times New Roman" w:hAnsi="Times New Roman"/>
               </w:rPr>
               <w:t>跟着计划经理盯新品从下单到交付的全流程，当"异常记录员+跟进员"</w:t>
             </w:r>
@@ -1336,12 +1507,12 @@
       <w:tr>
         <w:tc>
           <w:tcPr>
-            <w:tcW w:type="dxa" w:w="4320"/>
+            <w:tcW w:type="dxa" w:w="4706"/>
           </w:tcPr>
           <w:p>
             <w:r>
               <w:rPr>
-                <w:rFonts w:eastAsia="宋体"/>
+                <w:rFonts w:eastAsia="宋体" w:ascii="Times New Roman" w:hAnsi="Times New Roman"/>
               </w:rPr>
               <w:t>资金台账维护：录入/对账/月度报表，学异常资金识别</w:t>
             </w:r>
@@ -1349,12 +1520,12 @@
         </w:tc>
         <w:tc>
           <w:tcPr>
-            <w:tcW w:type="dxa" w:w="4320"/>
+            <w:tcW w:type="dxa" w:w="4706"/>
           </w:tcPr>
           <w:p>
             <w:r>
               <w:rPr>
-                <w:rFonts w:eastAsia="宋体"/>
+                <w:rFonts w:eastAsia="宋体" w:ascii="Times New Roman" w:hAnsi="Times New Roman"/>
               </w:rPr>
               <w:t>做供应链相关的资金流水账，偏事务但能看懂资金 logic</w:t>
             </w:r>
@@ -1364,12 +1535,12 @@
       <w:tr>
         <w:tc>
           <w:tcPr>
-            <w:tcW w:type="dxa" w:w="4320"/>
+            <w:tcW w:type="dxa" w:w="4706"/>
           </w:tcPr>
           <w:p>
             <w:r>
               <w:rPr>
-                <w:rFonts w:eastAsia="宋体"/>
+                <w:rFonts w:eastAsia="宋体" w:ascii="Times New Roman" w:hAnsi="Times New Roman"/>
               </w:rPr>
               <w:t>试流需求跟进：物料齐套确认、产线试流排期、翻包入库</w:t>
             </w:r>
@@ -1377,12 +1548,12 @@
         </w:tc>
         <w:tc>
           <w:tcPr>
-            <w:tcW w:type="dxa" w:w="4320"/>
+            <w:tcW w:type="dxa" w:w="4706"/>
           </w:tcPr>
           <w:p>
             <w:r>
               <w:rPr>
-                <w:rFonts w:eastAsia="宋体"/>
+                <w:rFonts w:eastAsia="宋体" w:ascii="Times New Roman" w:hAnsi="Times New Roman"/>
               </w:rPr>
               <w:t>新品试产（试流）的物料和排期协调，是计划岗的"微观实战"</w:t>
             </w:r>
@@ -1392,12 +1563,12 @@
       <w:tr>
         <w:tc>
           <w:tcPr>
-            <w:tcW w:type="dxa" w:w="4320"/>
+            <w:tcW w:type="dxa" w:w="4706"/>
           </w:tcPr>
           <w:p>
             <w:r>
               <w:rPr>
-                <w:rFonts w:eastAsia="宋体"/>
+                <w:rFonts w:eastAsia="宋体" w:ascii="Times New Roman" w:hAnsi="Times New Roman"/>
               </w:rPr>
               <w:t>工单日常处理：SAP/MES 工单录入、异常工单闭环</w:t>
             </w:r>
@@ -1405,18 +1576,18 @@
         </w:tc>
         <w:tc>
           <w:tcPr>
-            <w:tcW w:type="dxa" w:w="4320"/>
+            <w:tcW w:type="dxa" w:w="4706"/>
           </w:tcPr>
           <w:p>
             <w:r>
               <w:rPr>
-                <w:rFonts w:eastAsia="宋体"/>
+                <w:rFonts w:eastAsia="宋体" w:ascii="Times New Roman" w:hAnsi="Times New Roman"/>
               </w:rPr>
               <w:t>在 SAP/MES 系统里干活，异常工单要跟进到解决——</w:t>
             </w:r>
             <w:r>
               <w:rPr>
-                <w:rFonts w:eastAsia="宋体"/>
+                <w:rFonts w:eastAsia="宋体" w:ascii="Times New Roman" w:hAnsi="Times New Roman"/>
                 <w:b/>
               </w:rPr>
               <w:t>系统实操含金量高</w:t>
@@ -1431,7 +1602,7 @@
       </w:pPr>
       <w:r>
         <w:rPr>
-          <w:rFonts w:eastAsia="宋体"/>
+          <w:rFonts w:eastAsia="微软雅黑" w:ascii="Microsoft YaHei" w:hAnsi="Microsoft YaHei"/>
         </w:rPr>
         <w:t>2.3 该岗位所在部门/基地的战略地位</w:t>
       </w:r>
@@ -1439,20 +1610,20 @@
     <w:p>
       <w:r>
         <w:rPr>
-          <w:rFonts w:eastAsia="宋体"/>
+          <w:rFonts w:eastAsia="宋体" w:ascii="Times New Roman" w:hAnsi="Times New Roman"/>
         </w:rPr>
         <w:t>主计划（供应链计划）是制造型企业供应链的"中枢"：向上接研发/市场需求，向下排采购/生产/质量，直接决定"别缺货也别积压"。海信推行"全球 7+1"本土化产销研，青岛总部+黄岛信息产业园等制造基地是核心产能，主计划岗处于交付链路的关键节点。</w:t>
       </w:r>
       <w:r>
         <w:rPr>
-          <w:rFonts w:eastAsia="宋体"/>
+          <w:rFonts w:eastAsia="宋体" w:ascii="Times New Roman" w:hAnsi="Times New Roman"/>
           <w:b/>
         </w:rPr>
         <w:t>对想做计划类岗位的应届生，这是高含金量的启蒙岗</w:t>
       </w:r>
       <w:r>
         <w:rPr>
-          <w:rFonts w:eastAsia="宋体"/>
+          <w:rFonts w:eastAsia="宋体" w:ascii="Times New Roman" w:hAnsi="Times New Roman"/>
         </w:rPr>
         <w:t>——能接触 SAP/MES、主计划全流程、跨部门协同。</w:t>
       </w:r>
@@ -1463,7 +1634,7 @@
       </w:pPr>
       <w:r>
         <w:rPr>
-          <w:rFonts w:eastAsia="宋体"/>
+          <w:rFonts w:eastAsia="微软雅黑" w:ascii="Microsoft YaHei" w:hAnsi="Microsoft YaHei"/>
         </w:rPr>
         <w:t>2.4 岗位挑战</w:t>
       </w:r>
@@ -1471,20 +1642,20 @@
     <w:p>
       <w:r>
         <w:rPr>
-          <w:rFonts w:eastAsia="宋体"/>
+          <w:rFonts w:eastAsia="宋体" w:ascii="Times New Roman" w:hAnsi="Times New Roman"/>
         </w:rPr>
         <w:t xml:space="preserve">1. </w:t>
       </w:r>
       <w:r>
         <w:rPr>
-          <w:rFonts w:eastAsia="宋体"/>
+          <w:rFonts w:eastAsia="宋体" w:ascii="Times New Roman" w:hAnsi="Times New Roman"/>
           <w:b/>
         </w:rPr>
         <w:t>节奏快、需求波动大</w:t>
       </w:r>
       <w:r>
         <w:rPr>
-          <w:rFonts w:eastAsia="宋体"/>
+          <w:rFonts w:eastAsia="宋体" w:ascii="Times New Roman" w:hAnsi="Times New Roman"/>
         </w:rPr>
         <w:t>：黑白电有季节性+海外订单波动，计划要在缺货与积压间反复权衡；</w:t>
       </w:r>
@@ -1492,20 +1663,20 @@
     <w:p>
       <w:r>
         <w:rPr>
-          <w:rFonts w:eastAsia="宋体"/>
+          <w:rFonts w:eastAsia="宋体" w:ascii="Times New Roman" w:hAnsi="Times New Roman"/>
         </w:rPr>
         <w:t xml:space="preserve">2. </w:t>
       </w:r>
       <w:r>
         <w:rPr>
-          <w:rFonts w:eastAsia="宋体"/>
+          <w:rFonts w:eastAsia="宋体" w:ascii="Times New Roman" w:hAnsi="Times New Roman"/>
           <w:b/>
         </w:rPr>
         <w:t>跨部门协调量大</w:t>
       </w:r>
       <w:r>
         <w:rPr>
-          <w:rFonts w:eastAsia="宋体"/>
+          <w:rFonts w:eastAsia="宋体" w:ascii="Times New Roman" w:hAnsi="Times New Roman"/>
         </w:rPr>
         <w:t>：JD 明写要配合研发/采购/生产/质量——计划岗以数据说话，可扬长（用友 U8+ 经验能接住）；</w:t>
       </w:r>
@@ -1513,20 +1684,20 @@
     <w:p>
       <w:r>
         <w:rPr>
-          <w:rFonts w:eastAsia="宋体"/>
+          <w:rFonts w:eastAsia="宋体" w:ascii="Times New Roman" w:hAnsi="Times New Roman"/>
         </w:rPr>
         <w:t xml:space="preserve">3. </w:t>
       </w:r>
       <w:r>
         <w:rPr>
-          <w:rFonts w:eastAsia="宋体"/>
+          <w:rFonts w:eastAsia="宋体" w:ascii="Times New Roman" w:hAnsi="Times New Roman"/>
           <w:b/>
         </w:rPr>
         <w:t>SAP/MES 系统门槛</w:t>
       </w:r>
       <w:r>
         <w:rPr>
-          <w:rFonts w:eastAsia="宋体"/>
+          <w:rFonts w:eastAsia="宋体" w:ascii="Times New Roman" w:hAnsi="Times New Roman"/>
         </w:rPr>
         <w:t>：实习生需快速上手大型 ERP/制造执行系统，前期多有录入性事务；</w:t>
       </w:r>
@@ -1534,20 +1705,20 @@
     <w:p>
       <w:r>
         <w:rPr>
-          <w:rFonts w:eastAsia="宋体"/>
+          <w:rFonts w:eastAsia="宋体" w:ascii="Times New Roman" w:hAnsi="Times New Roman"/>
         </w:rPr>
         <w:t xml:space="preserve">4. </w:t>
       </w:r>
       <w:r>
         <w:rPr>
-          <w:rFonts w:eastAsia="宋体"/>
+          <w:rFonts w:eastAsia="宋体" w:ascii="Times New Roman" w:hAnsi="Times New Roman"/>
           <w:b/>
         </w:rPr>
         <w:t>国企流程繁琐</w:t>
       </w:r>
       <w:r>
         <w:rPr>
-          <w:rFonts w:eastAsia="宋体"/>
+          <w:rFonts w:eastAsia="宋体" w:ascii="Times New Roman" w:hAnsi="Times New Roman"/>
         </w:rPr>
         <w:t>：海信口碑高频词是"流程绕、5S 检查碎"，台账/工单审批链长，效率受影响；</w:t>
       </w:r>
@@ -1555,20 +1726,20 @@
     <w:p>
       <w:r>
         <w:rPr>
-          <w:rFonts w:eastAsia="宋体"/>
+          <w:rFonts w:eastAsia="宋体" w:ascii="Times New Roman" w:hAnsi="Times New Roman"/>
         </w:rPr>
         <w:t xml:space="preserve">5. </w:t>
       </w:r>
       <w:r>
         <w:rPr>
-          <w:rFonts w:eastAsia="宋体"/>
+          <w:rFonts w:eastAsia="宋体" w:ascii="Times New Roman" w:hAnsi="Times New Roman"/>
           <w:b/>
         </w:rPr>
         <w:t>实习含金量取决于主动性</w:t>
       </w:r>
       <w:r>
         <w:rPr>
-          <w:rFonts w:eastAsia="宋体"/>
+          <w:rFonts w:eastAsia="宋体" w:ascii="Times New Roman" w:hAnsi="Times New Roman"/>
         </w:rPr>
         <w:t>：若只做录入，成长有限；需主动争取参与计划分析与异常复盘。</w:t>
       </w:r>
@@ -1579,7 +1750,7 @@
       </w:pPr>
       <w:r>
         <w:rPr>
-          <w:rFonts w:eastAsia="宋体"/>
+          <w:rFonts w:eastAsia="微软雅黑" w:ascii="Microsoft YaHei" w:hAnsi="Microsoft YaHei"/>
         </w:rPr>
         <w:t>2.5 发展前景与晋升路径（推测）</w:t>
       </w:r>
@@ -1587,20 +1758,20 @@
     <w:p>
       <w:r>
         <w:rPr>
-          <w:rFonts w:eastAsia="宋体"/>
+          <w:rFonts w:eastAsia="宋体" w:ascii="Times New Roman" w:hAnsi="Times New Roman"/>
         </w:rPr>
         <w:t>计划专员/实习生 → 资深计划 → 计划主管 → 供应链经理；或横向转需求计划、库存计划、供应链分析。海信有"信动力 T 计划"等重点培养体系（硕士年薪 18–25 万）。</w:t>
       </w:r>
       <w:r>
         <w:rPr>
-          <w:rFonts w:eastAsia="宋体"/>
+          <w:rFonts w:eastAsia="宋体" w:ascii="Times New Roman" w:hAnsi="Times New Roman"/>
           <w:b/>
         </w:rPr>
         <w:t>标注：推测</w:t>
       </w:r>
       <w:r>
         <w:rPr>
-          <w:rFonts w:eastAsia="宋体"/>
+          <w:rFonts w:eastAsia="宋体" w:ascii="Times New Roman" w:hAnsi="Times New Roman"/>
         </w:rPr>
         <w:t>，基于行业惯例与海信公开培养体系，非本岗书面承诺。</w:t>
       </w:r>
@@ -1611,7 +1782,7 @@
       </w:pPr>
       <w:r>
         <w:rPr>
-          <w:rFonts w:eastAsia="宋体"/>
+          <w:rFonts w:eastAsia="微软雅黑" w:ascii="Microsoft YaHei" w:hAnsi="Microsoft YaHei"/>
         </w:rPr>
         <w:t>【第三部分】公司值不值得去</w:t>
       </w:r>
@@ -1622,91 +1793,94 @@
       </w:pPr>
       <w:r>
         <w:rPr>
-          <w:rFonts w:eastAsia="宋体"/>
+          <w:rFonts w:eastAsia="微软雅黑" w:ascii="Microsoft YaHei" w:hAnsi="Microsoft YaHei"/>
         </w:rPr>
         <w:t>3.1 准入判断（强制·企业筛选原则）</w:t>
       </w:r>
     </w:p>
     <w:p>
       <w:pPr>
-        <w:shd w:val="clear" w:color="auto" w:fill="F2F2F2"/>
-        <w:spacing w:line="360" w:lineRule="auto"/>
+        <w:shd w:val="clear" w:color="auto" w:fill="EBF1EE"/>
+        <w:pBdr>
+          <w:left w:val="single" w:sz="18" w:space="6" w:color="7E9C8E"/>
+        </w:pBdr>
+        <w:spacing w:line="360" w:lineRule="auto" w:before="80" w:after="80"/>
       </w:pPr>
       <w:r>
         <w:rPr>
-          <w:rFonts w:eastAsia="宋体"/>
+          <w:rFonts w:eastAsia="宋体" w:ascii="Times New Roman" w:hAnsi="Times New Roman"/>
           <w:b/>
         </w:rPr>
         <w:t>结论：部分符合。</w:t>
       </w:r>
       <w:r>
         <w:rPr>
-          <w:rFonts w:eastAsia="宋体"/>
+          <w:rFonts w:eastAsia="宋体" w:ascii="Times New Roman" w:hAnsi="Times New Roman"/>
         </w:rPr>
         <w:t xml:space="preserve"> 海信为</w:t>
       </w:r>
       <w:r>
         <w:rPr>
-          <w:rFonts w:eastAsia="宋体"/>
+          <w:rFonts w:eastAsia="宋体" w:ascii="Times New Roman" w:hAnsi="Times New Roman"/>
           <w:b/>
         </w:rPr>
         <w:t>地方国有控股</w:t>
       </w:r>
       <w:r>
         <w:rPr>
-          <w:rFonts w:eastAsia="宋体"/>
+          <w:rFonts w:eastAsia="宋体" w:ascii="Times New Roman" w:hAnsi="Times New Roman"/>
         </w:rPr>
         <w:t>（青岛市国资委旗下，非央企），属画像"央国企基本排除，除非纯后台数据岗且氛围轻松"的</w:t>
       </w:r>
       <w:r>
         <w:rPr>
-          <w:rFonts w:eastAsia="宋体"/>
+          <w:rFonts w:eastAsia="宋体" w:ascii="Times New Roman" w:hAnsi="Times New Roman"/>
           <w:b/>
         </w:rPr>
         <w:t>例外情形</w:t>
       </w:r>
       <w:r>
         <w:rPr>
-          <w:rFonts w:eastAsia="宋体"/>
+          <w:rFonts w:eastAsia="宋体" w:ascii="Times New Roman" w:hAnsi="Times New Roman"/>
         </w:rPr>
         <w:t>——本岗是</w:t>
       </w:r>
       <w:r>
         <w:rPr>
-          <w:rFonts w:eastAsia="宋体"/>
+          <w:rFonts w:eastAsia="宋体" w:ascii="Times New Roman" w:hAnsi="Times New Roman"/>
           <w:b/>
         </w:rPr>
         <w:t>纯后台供应链计划岗</w:t>
       </w:r>
       <w:r>
         <w:rPr>
-          <w:rFonts w:eastAsia="宋体"/>
+          <w:rFonts w:eastAsia="宋体" w:ascii="Times New Roman" w:hAnsi="Times New Roman"/>
         </w:rPr>
         <w:t xml:space="preserve">（后台数据/计划，非销售/地推），岗位性质符合例外。 但两点拉低优先级：① </w:t>
       </w:r>
       <w:r>
         <w:rPr>
-          <w:rFonts w:eastAsia="宋体"/>
+          <w:rFonts w:eastAsia="宋体" w:ascii="Times New Roman" w:hAnsi="Times New Roman"/>
           <w:b/>
         </w:rPr>
         <w:t>青岛=北方城市</w:t>
       </w:r>
       <w:r>
         <w:rPr>
-          <w:rFonts w:eastAsia="宋体"/>
+          <w:rFonts w:eastAsia="宋体" w:ascii="Times New Roman" w:hAnsi="Times New Roman"/>
         </w:rPr>
         <w:t>，秋招整体放后、实习优先宁波及周边，非首选；② 网络口碑显示</w:t>
       </w:r>
       <w:r>
         <w:rPr>
-          <w:rFonts w:eastAsia="宋体"/>
+          <w:rFonts w:eastAsia="宋体" w:ascii="Times New Roman" w:hAnsi="Times New Roman"/>
           <w:b/>
         </w:rPr>
         <w:t>制造业部门加班偏多、科层流程繁琐</w:t>
       </w:r>
       <w:r>
         <w:rPr>
-          <w:rFonts w:eastAsia="宋体"/>
+          <w:rFonts w:eastAsia="宋体" w:ascii="Times New Roman" w:hAnsi="Times New Roman"/>
         </w:rPr>
         <w:t>，氛围不属"轻松"。综合：作为"低分可试"的保底档实习合理，但不优先。</w:t>
       </w:r>
@@ -1717,7 +1891,7 @@
       </w:pPr>
       <w:r>
         <w:rPr>
-          <w:rFonts w:eastAsia="宋体"/>
+          <w:rFonts w:eastAsia="微软雅黑" w:ascii="Microsoft YaHei" w:hAnsi="Microsoft YaHei"/>
         </w:rPr>
         <w:t>3.2 职场口碑</w:t>
       </w:r>
@@ -1728,14 +1902,14 @@
       </w:pPr>
       <w:r>
         <w:rPr>
-          <w:rFonts w:eastAsia="宋体"/>
+          <w:rFonts w:eastAsia="宋体" w:ascii="Times New Roman" w:hAnsi="Times New Roman"/>
           <w:b/>
         </w:rPr>
         <w:t>好评高频词（5–8）</w:t>
       </w:r>
       <w:r>
         <w:rPr>
-          <w:rFonts w:eastAsia="宋体"/>
+          <w:rFonts w:eastAsia="宋体" w:ascii="Times New Roman" w:hAnsi="Times New Roman"/>
         </w:rPr>
         <w:t>：领导人性化、同事关系融洽、福利完善（六险二金/人才公寓/餐补）、双休（多数岗位）、加班有加班费、稳定、能学到东西。</w:t>
       </w:r>
@@ -1746,14 +1920,14 @@
       </w:pPr>
       <w:r>
         <w:rPr>
-          <w:rFonts w:eastAsia="宋体"/>
+          <w:rFonts w:eastAsia="宋体" w:ascii="Times New Roman" w:hAnsi="Times New Roman"/>
           <w:b/>
         </w:rPr>
         <w:t>差评高频词（5–8）</w:t>
       </w:r>
       <w:r>
         <w:rPr>
-          <w:rFonts w:eastAsia="宋体"/>
+          <w:rFonts w:eastAsia="宋体" w:ascii="Times New Roman" w:hAnsi="Times New Roman"/>
         </w:rPr>
         <w:t>：制造业部门强度大、流程绕、绩效不透明、管理偏僵化、部分部门加班多（晚 8 点后/周六半天）、普工辛苦。</w:t>
       </w:r>
@@ -1764,27 +1938,27 @@
       </w:pPr>
       <w:r>
         <w:rPr>
-          <w:rFonts w:eastAsia="宋体"/>
+          <w:rFonts w:eastAsia="宋体" w:ascii="Times New Roman" w:hAnsi="Times New Roman"/>
           <w:b/>
         </w:rPr>
         <w:t>总结判断</w:t>
       </w:r>
       <w:r>
         <w:rPr>
-          <w:rFonts w:eastAsia="宋体"/>
+          <w:rFonts w:eastAsia="宋体" w:ascii="Times New Roman" w:hAnsi="Times New Roman"/>
         </w:rPr>
         <w:t>：</w:t>
       </w:r>
       <w:r>
         <w:rPr>
-          <w:rFonts w:eastAsia="宋体"/>
+          <w:rFonts w:eastAsia="宋体" w:ascii="Times New Roman" w:hAnsi="Times New Roman"/>
           <w:b/>
         </w:rPr>
         <w:t>部门体感差异极大</w:t>
       </w:r>
       <w:r>
         <w:rPr>
-          <w:rFonts w:eastAsia="宋体"/>
+          <w:rFonts w:eastAsia="宋体" w:ascii="Times New Roman" w:hAnsi="Times New Roman"/>
         </w:rPr>
         <w:t>——研发/职能偏轻松双休，制造/产线偏累；国企"稳健不狼性"，但"简单不卷、流程多"。</w:t>
       </w:r>
@@ -1795,7 +1969,7 @@
       </w:pPr>
       <w:r>
         <w:rPr>
-          <w:rFonts w:eastAsia="宋体"/>
+          <w:rFonts w:eastAsia="微软雅黑" w:ascii="Microsoft YaHei" w:hAnsi="Microsoft YaHei"/>
         </w:rPr>
         <w:t>3.3 加班与工作强度（分岗位类型）</w:t>
       </w:r>
@@ -1805,23 +1979,34 @@
         <w:tblStyle w:val="TableGrid"/>
         <w:tblW w:type="auto" w:w="0"/>
         <w:tblLook w:firstColumn="1" w:firstRow="1" w:lastColumn="0" w:lastRow="0" w:noHBand="0" w:noVBand="1" w:val="04A0"/>
+        <w:jc w:val="center"/>
+        <w:tblBorders>
+          <w:top w:val="single" w:sz="4" w:space="0" w:color="DDDDDD"/>
+          <w:left w:val="single" w:sz="4" w:space="0" w:color="DDDDDD"/>
+          <w:bottom w:val="single" w:sz="4" w:space="0" w:color="DDDDDD"/>
+          <w:right w:val="single" w:sz="4" w:space="0" w:color="DDDDDD"/>
+          <w:insideH w:val="single" w:sz="4" w:space="0" w:color="DDDDDD"/>
+          <w:insideV w:val="single" w:sz="4" w:space="0" w:color="DDDDDD"/>
+        </w:tblBorders>
       </w:tblPr>
       <w:tblGrid>
-        <w:gridCol w:w="2160"/>
-        <w:gridCol w:w="2160"/>
-        <w:gridCol w:w="2160"/>
-        <w:gridCol w:w="2160"/>
+        <w:gridCol w:w="2353"/>
+        <w:gridCol w:w="2353"/>
+        <w:gridCol w:w="2353"/>
+        <w:gridCol w:w="2353"/>
       </w:tblGrid>
       <w:tr>
         <w:tc>
           <w:tcPr>
-            <w:tcW w:type="dxa" w:w="2160"/>
+            <w:tcW w:type="dxa" w:w="2353"/>
+            <w:shd w:val="clear" w:color="auto" w:fill="EBF1EE"/>
           </w:tcPr>
           <w:p>
             <w:r>
               <w:rPr>
-                <w:rFonts w:eastAsia="宋体"/>
+                <w:rFonts w:eastAsia="宋体" w:ascii="Times New Roman" w:hAnsi="Times New Roman"/>
                 <w:b/>
+                <w:color w:val="7E9C8E"/>
               </w:rPr>
               <w:t>岗位类型</w:t>
             </w:r>
@@ -1829,13 +2014,15 @@
         </w:tc>
         <w:tc>
           <w:tcPr>
-            <w:tcW w:type="dxa" w:w="2160"/>
+            <w:tcW w:type="dxa" w:w="2353"/>
+            <w:shd w:val="clear" w:color="auto" w:fill="EBF1EE"/>
           </w:tcPr>
           <w:p>
             <w:r>
               <w:rPr>
-                <w:rFonts w:eastAsia="宋体"/>
+                <w:rFonts w:eastAsia="宋体" w:ascii="Times New Roman" w:hAnsi="Times New Roman"/>
                 <w:b/>
+                <w:color w:val="7E9C8E"/>
               </w:rPr>
               <w:t>加班情况</w:t>
             </w:r>
@@ -1843,13 +2030,15 @@
         </w:tc>
         <w:tc>
           <w:tcPr>
-            <w:tcW w:type="dxa" w:w="2160"/>
+            <w:tcW w:type="dxa" w:w="2353"/>
+            <w:shd w:val="clear" w:color="auto" w:fill="EBF1EE"/>
           </w:tcPr>
           <w:p>
             <w:r>
               <w:rPr>
-                <w:rFonts w:eastAsia="宋体"/>
+                <w:rFonts w:eastAsia="宋体" w:ascii="Times New Roman" w:hAnsi="Times New Roman"/>
                 <w:b/>
+                <w:color w:val="7E9C8E"/>
               </w:rPr>
               <w:t>加班费/双休</w:t>
             </w:r>
@@ -1857,13 +2046,15 @@
         </w:tc>
         <w:tc>
           <w:tcPr>
-            <w:tcW w:type="dxa" w:w="2160"/>
+            <w:tcW w:type="dxa" w:w="2353"/>
+            <w:shd w:val="clear" w:color="auto" w:fill="EBF1EE"/>
           </w:tcPr>
           <w:p>
             <w:r>
               <w:rPr>
-                <w:rFonts w:eastAsia="宋体"/>
+                <w:rFonts w:eastAsia="宋体" w:ascii="Times New Roman" w:hAnsi="Times New Roman"/>
                 <w:b/>
+                <w:color w:val="7E9C8E"/>
               </w:rPr>
               <w:t>可信度</w:t>
             </w:r>
@@ -1873,12 +2064,12 @@
       <w:tr>
         <w:tc>
           <w:tcPr>
-            <w:tcW w:type="dxa" w:w="2160"/>
+            <w:tcW w:type="dxa" w:w="2353"/>
           </w:tcPr>
           <w:p>
             <w:r>
               <w:rPr>
-                <w:rFonts w:eastAsia="宋体"/>
+                <w:rFonts w:eastAsia="宋体" w:ascii="Times New Roman" w:hAnsi="Times New Roman"/>
               </w:rPr>
               <w:t>研发/技术岗</w:t>
             </w:r>
@@ -1886,12 +2077,12 @@
         </w:tc>
         <w:tc>
           <w:tcPr>
-            <w:tcW w:type="dxa" w:w="2160"/>
+            <w:tcW w:type="dxa" w:w="2353"/>
           </w:tcPr>
           <w:p>
             <w:r>
               <w:rPr>
-                <w:rFonts w:eastAsia="宋体"/>
+                <w:rFonts w:eastAsia="宋体" w:ascii="Times New Roman" w:hAnsi="Times New Roman"/>
               </w:rPr>
               <w:t>名义双休，多数晚加班至 8 点后、周六常半天</w:t>
             </w:r>
@@ -1899,12 +2090,12 @@
         </w:tc>
         <w:tc>
           <w:tcPr>
-            <w:tcW w:type="dxa" w:w="2160"/>
+            <w:tcW w:type="dxa" w:w="2353"/>
           </w:tcPr>
           <w:p>
             <w:r>
               <w:rPr>
-                <w:rFonts w:eastAsia="宋体"/>
+                <w:rFonts w:eastAsia="宋体" w:ascii="Times New Roman" w:hAnsi="Times New Roman"/>
               </w:rPr>
               <w:t>有加班费</w:t>
             </w:r>
@@ -1912,12 +2103,12 @@
         </w:tc>
         <w:tc>
           <w:tcPr>
-            <w:tcW w:type="dxa" w:w="2160"/>
+            <w:tcW w:type="dxa" w:w="2353"/>
           </w:tcPr>
           <w:p>
             <w:r>
               <w:rPr>
-                <w:rFonts w:eastAsia="宋体"/>
+                <w:rFonts w:eastAsia="宋体" w:ascii="Times New Roman" w:hAnsi="Times New Roman"/>
               </w:rPr>
               <w:t>网友评价（需自行判断）</w:t>
             </w:r>
@@ -1927,12 +2118,12 @@
       <w:tr>
         <w:tc>
           <w:tcPr>
-            <w:tcW w:type="dxa" w:w="2160"/>
+            <w:tcW w:type="dxa" w:w="2353"/>
           </w:tcPr>
           <w:p>
             <w:r>
               <w:rPr>
-                <w:rFonts w:eastAsia="宋体"/>
+                <w:rFonts w:eastAsia="宋体" w:ascii="Times New Roman" w:hAnsi="Times New Roman"/>
               </w:rPr>
               <w:t>制造/产线岗</w:t>
             </w:r>
@@ -1940,12 +2131,12 @@
         </w:tc>
         <w:tc>
           <w:tcPr>
-            <w:tcW w:type="dxa" w:w="2160"/>
+            <w:tcW w:type="dxa" w:w="2353"/>
           </w:tcPr>
           <w:p>
             <w:r>
               <w:rPr>
-                <w:rFonts w:eastAsia="宋体"/>
+                <w:rFonts w:eastAsia="宋体" w:ascii="Times New Roman" w:hAnsi="Times New Roman"/>
               </w:rPr>
               <w:t>强度大，旺季强制加班，普工 12h 站立</w:t>
             </w:r>
@@ -1953,12 +2144,12 @@
         </w:tc>
         <w:tc>
           <w:tcPr>
-            <w:tcW w:type="dxa" w:w="2160"/>
+            <w:tcW w:type="dxa" w:w="2353"/>
           </w:tcPr>
           <w:p>
             <w:r>
               <w:rPr>
-                <w:rFonts w:eastAsia="宋体"/>
+                <w:rFonts w:eastAsia="宋体" w:ascii="Times New Roman" w:hAnsi="Times New Roman"/>
               </w:rPr>
               <w:t>有加班费/餐补</w:t>
             </w:r>
@@ -1966,12 +2157,12 @@
         </w:tc>
         <w:tc>
           <w:tcPr>
-            <w:tcW w:type="dxa" w:w="2160"/>
+            <w:tcW w:type="dxa" w:w="2353"/>
           </w:tcPr>
           <w:p>
             <w:r>
               <w:rPr>
-                <w:rFonts w:eastAsia="宋体"/>
+                <w:rFonts w:eastAsia="宋体" w:ascii="Times New Roman" w:hAnsi="Times New Roman"/>
               </w:rPr>
               <w:t>爱企查/招聘网</w:t>
             </w:r>
@@ -1981,12 +2172,12 @@
       <w:tr>
         <w:tc>
           <w:tcPr>
-            <w:tcW w:type="dxa" w:w="2160"/>
+            <w:tcW w:type="dxa" w:w="2353"/>
           </w:tcPr>
           <w:p>
             <w:r>
               <w:rPr>
-                <w:rFonts w:eastAsia="宋体"/>
+                <w:rFonts w:eastAsia="宋体" w:ascii="Times New Roman" w:hAnsi="Times New Roman"/>
               </w:rPr>
               <w:t>职能/办公室岗</w:t>
             </w:r>
@@ -1994,12 +2185,12 @@
         </w:tc>
         <w:tc>
           <w:tcPr>
-            <w:tcW w:type="dxa" w:w="2160"/>
+            <w:tcW w:type="dxa" w:w="2353"/>
           </w:tcPr>
           <w:p>
             <w:r>
               <w:rPr>
-                <w:rFonts w:eastAsia="宋体"/>
+                <w:rFonts w:eastAsia="宋体" w:ascii="Times New Roman" w:hAnsi="Times New Roman"/>
               </w:rPr>
               <w:t>相对轻松，部分踏实双休</w:t>
             </w:r>
@@ -2007,12 +2198,12 @@
         </w:tc>
         <w:tc>
           <w:tcPr>
-            <w:tcW w:type="dxa" w:w="2160"/>
+            <w:tcW w:type="dxa" w:w="2353"/>
           </w:tcPr>
           <w:p>
             <w:r>
               <w:rPr>
-                <w:rFonts w:eastAsia="宋体"/>
+                <w:rFonts w:eastAsia="宋体" w:ascii="Times New Roman" w:hAnsi="Times New Roman"/>
               </w:rPr>
               <w:t>双休为主</w:t>
             </w:r>
@@ -2020,12 +2211,12 @@
         </w:tc>
         <w:tc>
           <w:tcPr>
-            <w:tcW w:type="dxa" w:w="2160"/>
+            <w:tcW w:type="dxa" w:w="2353"/>
           </w:tcPr>
           <w:p>
             <w:r>
               <w:rPr>
-                <w:rFonts w:eastAsia="宋体"/>
+                <w:rFonts w:eastAsia="宋体" w:ascii="Times New Roman" w:hAnsi="Times New Roman"/>
               </w:rPr>
               <w:t>牛客</w:t>
             </w:r>
@@ -2035,12 +2226,12 @@
       <w:tr>
         <w:tc>
           <w:tcPr>
-            <w:tcW w:type="dxa" w:w="2160"/>
+            <w:tcW w:type="dxa" w:w="2353"/>
           </w:tcPr>
           <w:p>
             <w:r>
               <w:rPr>
-                <w:rFonts w:eastAsia="宋体"/>
+                <w:rFonts w:eastAsia="宋体" w:ascii="Times New Roman" w:hAnsi="Times New Roman"/>
                 <w:b/>
               </w:rPr>
               <w:t>本实习岗</w:t>
@@ -2049,12 +2240,12 @@
         </w:tc>
         <w:tc>
           <w:tcPr>
-            <w:tcW w:type="dxa" w:w="2160"/>
+            <w:tcW w:type="dxa" w:w="2353"/>
           </w:tcPr>
           <w:p>
             <w:r>
               <w:rPr>
-                <w:rFonts w:eastAsia="宋体"/>
+                <w:rFonts w:eastAsia="宋体" w:ascii="Times New Roman" w:hAnsi="Times New Roman"/>
                 <w:b/>
               </w:rPr>
               <w:t>未披露，需面试核实</w:t>
@@ -2063,12 +2254,12 @@
         </w:tc>
         <w:tc>
           <w:tcPr>
-            <w:tcW w:type="dxa" w:w="2160"/>
+            <w:tcW w:type="dxa" w:w="2353"/>
           </w:tcPr>
           <w:p>
             <w:r>
               <w:rPr>
-                <w:rFonts w:eastAsia="宋体"/>
+                <w:rFonts w:eastAsia="宋体" w:ascii="Times New Roman" w:hAnsi="Times New Roman"/>
               </w:rPr>
               <w:t>官方简章提双休+公寓</w:t>
             </w:r>
@@ -2076,12 +2267,12 @@
         </w:tc>
         <w:tc>
           <w:tcPr>
-            <w:tcW w:type="dxa" w:w="2160"/>
+            <w:tcW w:type="dxa" w:w="2353"/>
           </w:tcPr>
           <w:p>
             <w:r>
               <w:rPr>
-                <w:rFonts w:eastAsia="宋体"/>
+                <w:rFonts w:eastAsia="宋体" w:ascii="Times New Roman" w:hAnsi="Times New Roman"/>
               </w:rPr>
               <w:t>官方简章（参考）</w:t>
             </w:r>
@@ -2091,38 +2282,41 @@
     </w:tbl>
     <w:p>
       <w:pPr>
-        <w:shd w:val="clear" w:color="auto" w:fill="F2F2F2"/>
-        <w:spacing w:line="360" w:lineRule="auto"/>
+        <w:shd w:val="clear" w:color="auto" w:fill="EBF1EE"/>
+        <w:pBdr>
+          <w:left w:val="single" w:sz="18" w:space="6" w:color="7E9C8E"/>
+        </w:pBdr>
+        <w:spacing w:line="360" w:lineRule="auto" w:before="80" w:after="80"/>
       </w:pPr>
       <w:r>
         <w:rPr>
-          <w:rFonts w:eastAsia="宋体"/>
+          <w:rFonts w:eastAsia="宋体" w:ascii="Times New Roman" w:hAnsi="Times New Roman"/>
         </w:rPr>
         <w:t xml:space="preserve">⚠️ </w:t>
       </w:r>
       <w:r>
         <w:rPr>
-          <w:rFonts w:eastAsia="宋体"/>
+          <w:rFonts w:eastAsia="宋体" w:ascii="Times New Roman" w:hAnsi="Times New Roman"/>
           <w:b/>
         </w:rPr>
         <w:t>必须区分</w:t>
       </w:r>
       <w:r>
         <w:rPr>
-          <w:rFonts w:eastAsia="宋体"/>
+          <w:rFonts w:eastAsia="宋体" w:ascii="Times New Roman" w:hAnsi="Times New Roman"/>
         </w:rPr>
         <w:t>：产线操作工差评与办公室/计划岗是</w:t>
       </w:r>
       <w:r>
         <w:rPr>
-          <w:rFonts w:eastAsia="宋体"/>
+          <w:rFonts w:eastAsia="宋体" w:ascii="Times New Roman" w:hAnsi="Times New Roman"/>
           <w:b/>
         </w:rPr>
         <w:t>不同群体</w:t>
       </w:r>
       <w:r>
         <w:rPr>
-          <w:rFonts w:eastAsia="宋体"/>
+          <w:rFonts w:eastAsia="宋体" w:ascii="Times New Roman" w:hAnsi="Times New Roman"/>
         </w:rPr>
         <w:t>，不能直接套用"海信很累"。计划岗属办公室序列，但所在制造业部门节奏仍可能偏快。</w:t>
       </w:r>
@@ -2133,7 +2327,7 @@
       </w:pPr>
       <w:r>
         <w:rPr>
-          <w:rFonts w:eastAsia="宋体"/>
+          <w:rFonts w:eastAsia="微软雅黑" w:ascii="Microsoft YaHei" w:hAnsi="Microsoft YaHei"/>
         </w:rPr>
         <w:t>3.4 薪酬福利</w:t>
       </w:r>
@@ -2144,14 +2338,14 @@
       </w:pPr>
       <w:r>
         <w:rPr>
-          <w:rFonts w:eastAsia="宋体"/>
+          <w:rFonts w:eastAsia="宋体" w:ascii="Times New Roman" w:hAnsi="Times New Roman"/>
           <w:b/>
         </w:rPr>
         <w:t>校招薪资</w:t>
       </w:r>
       <w:r>
         <w:rPr>
-          <w:rFonts w:eastAsia="宋体"/>
+          <w:rFonts w:eastAsia="宋体" w:ascii="Times New Roman" w:hAnsi="Times New Roman"/>
         </w:rPr>
         <w:t>（参考）：研发硕士 18–25 万/年、博士 25–35 万；本科起薪青岛较高；14 薪+项目奖+核心人才津贴。</w:t>
       </w:r>
@@ -2162,40 +2356,40 @@
       </w:pPr>
       <w:r>
         <w:rPr>
-          <w:rFonts w:eastAsia="宋体"/>
+          <w:rFonts w:eastAsia="宋体" w:ascii="Times New Roman" w:hAnsi="Times New Roman"/>
           <w:b/>
         </w:rPr>
         <w:t>实习薪资</w:t>
       </w:r>
       <w:r>
         <w:rPr>
-          <w:rFonts w:eastAsia="宋体"/>
+          <w:rFonts w:eastAsia="宋体" w:ascii="Times New Roman" w:hAnsi="Times New Roman"/>
         </w:rPr>
         <w:t xml:space="preserve">：同类海信实习岗公开 </w:t>
       </w:r>
       <w:r>
         <w:rPr>
-          <w:rFonts w:eastAsia="宋体"/>
+          <w:rFonts w:eastAsia="宋体" w:ascii="Times New Roman" w:hAnsi="Times New Roman"/>
           <w:b/>
         </w:rPr>
         <w:t>100–200 元/天</w:t>
       </w:r>
       <w:r>
         <w:rPr>
-          <w:rFonts w:eastAsia="宋体"/>
+          <w:rFonts w:eastAsia="宋体" w:ascii="Times New Roman" w:hAnsi="Times New Roman"/>
         </w:rPr>
         <w:t>（人力资源 100–150、主数据治理 100–200、智能体 100–200）；</w:t>
       </w:r>
       <w:r>
         <w:rPr>
-          <w:rFonts w:eastAsia="宋体"/>
+          <w:rFonts w:eastAsia="宋体" w:ascii="Times New Roman" w:hAnsi="Times New Roman"/>
           <w:b/>
         </w:rPr>
         <w:t>本岗未披露</w:t>
       </w:r>
       <w:r>
         <w:rPr>
-          <w:rFonts w:eastAsia="宋体"/>
+          <w:rFonts w:eastAsia="宋体" w:ascii="Times New Roman" w:hAnsi="Times New Roman"/>
         </w:rPr>
         <w:t>。</w:t>
       </w:r>
@@ -2206,14 +2400,14 @@
       </w:pPr>
       <w:r>
         <w:rPr>
-          <w:rFonts w:eastAsia="宋体"/>
+          <w:rFonts w:eastAsia="宋体" w:ascii="Times New Roman" w:hAnsi="Times New Roman"/>
           <w:b/>
         </w:rPr>
         <w:t>福利清单</w:t>
       </w:r>
       <w:r>
         <w:rPr>
-          <w:rFonts w:eastAsia="宋体"/>
+          <w:rFonts w:eastAsia="宋体" w:ascii="Times New Roman" w:hAnsi="Times New Roman"/>
         </w:rPr>
         <w:t>：六险二金（含补充医疗+企业年金）、人才公寓/大学生公寓、餐补、交通补贴、免费班车、年度体检、节日福利、员工内购（电视/冰箱折扣）。</w:t>
       </w:r>
@@ -2224,20 +2418,20 @@
       </w:pPr>
       <w:r>
         <w:rPr>
-          <w:rFonts w:eastAsia="宋体"/>
+          <w:rFonts w:eastAsia="宋体" w:ascii="Times New Roman" w:hAnsi="Times New Roman"/>
         </w:rPr>
         <w:t xml:space="preserve">✅ </w:t>
       </w:r>
       <w:r>
         <w:rPr>
-          <w:rFonts w:eastAsia="宋体"/>
+          <w:rFonts w:eastAsia="宋体" w:ascii="Times New Roman" w:hAnsi="Times New Roman"/>
           <w:b/>
         </w:rPr>
         <w:t>推荐点</w:t>
       </w:r>
       <w:r>
         <w:rPr>
-          <w:rFonts w:eastAsia="宋体"/>
+          <w:rFonts w:eastAsia="宋体" w:ascii="Times New Roman" w:hAnsi="Times New Roman"/>
         </w:rPr>
         <w:t>：福利扎实、公寓解决住宿、青岛房价相对友好（1.6–2.2 万/㎡），安家压力小于北上深。</w:t>
       </w:r>
@@ -2248,20 +2442,20 @@
       </w:pPr>
       <w:r>
         <w:rPr>
-          <w:rFonts w:eastAsia="宋体"/>
+          <w:rFonts w:eastAsia="宋体" w:ascii="Times New Roman" w:hAnsi="Times New Roman"/>
         </w:rPr>
         <w:t xml:space="preserve">❌ </w:t>
       </w:r>
       <w:r>
         <w:rPr>
-          <w:rFonts w:eastAsia="宋体"/>
+          <w:rFonts w:eastAsia="宋体" w:ascii="Times New Roman" w:hAnsi="Times New Roman"/>
           <w:b/>
         </w:rPr>
         <w:t>劝退点</w:t>
       </w:r>
       <w:r>
         <w:rPr>
-          <w:rFonts w:eastAsia="宋体"/>
+          <w:rFonts w:eastAsia="宋体" w:ascii="Times New Roman" w:hAnsi="Times New Roman"/>
         </w:rPr>
         <w:t>：本岗薪资未披露，若 &lt;150 元/天则低于实习底线（150–250/天）。</w:t>
       </w:r>
@@ -2272,7 +2466,7 @@
       </w:pPr>
       <w:r>
         <w:rPr>
-          <w:rFonts w:eastAsia="宋体"/>
+          <w:rFonts w:eastAsia="微软雅黑" w:ascii="Microsoft YaHei" w:hAnsi="Microsoft YaHei"/>
         </w:rPr>
         <w:t>3.5 文化氛围</w:t>
       </w:r>
@@ -2280,7 +2474,7 @@
     <w:p>
       <w:r>
         <w:rPr>
-          <w:rFonts w:eastAsia="宋体"/>
+          <w:rFonts w:eastAsia="宋体" w:ascii="Times New Roman" w:hAnsi="Times New Roman"/>
         </w:rPr>
         <w:t>沟通风格偏正式、层级清晰（国企底色）；同事年轻、关系总体简单不卷；适合"求稳深耕"的人。短板是流程繁琐、部分领导脱离一线、绩效规则不透明。对文雪"深度工作型"是双刃剑：能专注数据，但可能被流程拖慢。</w:t>
       </w:r>
@@ -2291,7 +2485,7 @@
       </w:pPr>
       <w:r>
         <w:rPr>
-          <w:rFonts w:eastAsia="宋体"/>
+          <w:rFonts w:eastAsia="微软雅黑" w:ascii="Microsoft YaHei" w:hAnsi="Microsoft YaHei"/>
         </w:rPr>
         <w:t>3.6 裁员/优化历史</w:t>
       </w:r>
@@ -2299,14 +2493,14 @@
     <w:p>
       <w:r>
         <w:rPr>
-          <w:rFonts w:eastAsia="宋体"/>
+          <w:rFonts w:eastAsia="宋体" w:ascii="Times New Roman" w:hAnsi="Times New Roman"/>
           <w:b/>
         </w:rPr>
         <w:t>未见海信集团大规模裁员公开报道</w:t>
       </w:r>
       <w:r>
         <w:rPr>
-          <w:rFonts w:eastAsia="宋体"/>
+          <w:rFonts w:eastAsia="宋体" w:ascii="Times New Roman" w:hAnsi="Times New Roman"/>
         </w:rPr>
         <w:t>（区别于比亚迪 2025 年减员约 10 万）。国有控股+全球化布局，岗位安全性高。信息可靠度：中（无公开负面，但大型制造集团常态有局部优化）。</w:t>
       </w:r>
@@ -2317,7 +2511,7 @@
       </w:pPr>
       <w:r>
         <w:rPr>
-          <w:rFonts w:eastAsia="宋体"/>
+          <w:rFonts w:eastAsia="微软雅黑" w:ascii="Microsoft YaHei" w:hAnsi="Microsoft YaHei"/>
         </w:rPr>
         <w:t>3.7 综合评价</w:t>
       </w:r>
@@ -2327,22 +2521,33 @@
         <w:tblStyle w:val="TableGrid"/>
         <w:tblW w:type="auto" w:w="0"/>
         <w:tblLook w:firstColumn="1" w:firstRow="1" w:lastColumn="0" w:lastRow="0" w:noHBand="0" w:noVBand="1" w:val="04A0"/>
+        <w:jc w:val="center"/>
+        <w:tblBorders>
+          <w:top w:val="single" w:sz="4" w:space="0" w:color="DDDDDD"/>
+          <w:left w:val="single" w:sz="4" w:space="0" w:color="DDDDDD"/>
+          <w:bottom w:val="single" w:sz="4" w:space="0" w:color="DDDDDD"/>
+          <w:right w:val="single" w:sz="4" w:space="0" w:color="DDDDDD"/>
+          <w:insideH w:val="single" w:sz="4" w:space="0" w:color="DDDDDD"/>
+          <w:insideV w:val="single" w:sz="4" w:space="0" w:color="DDDDDD"/>
+        </w:tblBorders>
       </w:tblPr>
       <w:tblGrid>
-        <w:gridCol w:w="2880"/>
-        <w:gridCol w:w="2880"/>
-        <w:gridCol w:w="2880"/>
+        <w:gridCol w:w="3137"/>
+        <w:gridCol w:w="3137"/>
+        <w:gridCol w:w="3137"/>
       </w:tblGrid>
       <w:tr>
         <w:tc>
           <w:tcPr>
-            <w:tcW w:type="dxa" w:w="2880"/>
+            <w:tcW w:type="dxa" w:w="3137"/>
+            <w:shd w:val="clear" w:color="auto" w:fill="EBF1EE"/>
           </w:tcPr>
           <w:p>
             <w:r>
               <w:rPr>
-                <w:rFonts w:eastAsia="宋体"/>
+                <w:rFonts w:eastAsia="宋体" w:ascii="Times New Roman" w:hAnsi="Times New Roman"/>
                 <w:b/>
+                <w:color w:val="7E9C8E"/>
               </w:rPr>
               <w:t>维度</w:t>
             </w:r>
@@ -2350,13 +2555,15 @@
         </w:tc>
         <w:tc>
           <w:tcPr>
-            <w:tcW w:type="dxa" w:w="2880"/>
+            <w:tcW w:type="dxa" w:w="3137"/>
+            <w:shd w:val="clear" w:color="auto" w:fill="EBF1EE"/>
           </w:tcPr>
           <w:p>
             <w:r>
               <w:rPr>
-                <w:rFonts w:eastAsia="宋体"/>
+                <w:rFonts w:eastAsia="宋体" w:ascii="Times New Roman" w:hAnsi="Times New Roman"/>
                 <w:b/>
+                <w:color w:val="7E9C8E"/>
               </w:rPr>
               <w:t>评分</w:t>
             </w:r>
@@ -2364,13 +2571,15 @@
         </w:tc>
         <w:tc>
           <w:tcPr>
-            <w:tcW w:type="dxa" w:w="2880"/>
+            <w:tcW w:type="dxa" w:w="3137"/>
+            <w:shd w:val="clear" w:color="auto" w:fill="EBF1EE"/>
           </w:tcPr>
           <w:p>
             <w:r>
               <w:rPr>
-                <w:rFonts w:eastAsia="宋体"/>
+                <w:rFonts w:eastAsia="宋体" w:ascii="Times New Roman" w:hAnsi="Times New Roman"/>
                 <w:b/>
+                <w:color w:val="7E9C8E"/>
               </w:rPr>
               <w:t>说明</w:t>
             </w:r>
@@ -2380,12 +2589,12 @@
       <w:tr>
         <w:tc>
           <w:tcPr>
-            <w:tcW w:type="dxa" w:w="2880"/>
+            <w:tcW w:type="dxa" w:w="3137"/>
           </w:tcPr>
           <w:p>
             <w:r>
               <w:rPr>
-                <w:rFonts w:eastAsia="宋体"/>
+                <w:rFonts w:eastAsia="宋体" w:ascii="Times New Roman" w:hAnsi="Times New Roman"/>
               </w:rPr>
               <w:t>薪资竞争力</w:t>
             </w:r>
@@ -2393,12 +2602,12 @@
         </w:tc>
         <w:tc>
           <w:tcPr>
-            <w:tcW w:type="dxa" w:w="2880"/>
+            <w:tcW w:type="dxa" w:w="3137"/>
           </w:tcPr>
           <w:p>
             <w:r>
               <w:rPr>
-                <w:rFonts w:eastAsia="宋体"/>
+                <w:rFonts w:eastAsia="宋体" w:ascii="Times New Roman" w:hAnsi="Times New Roman"/>
               </w:rPr>
               <w:t>★★★☆☆</w:t>
             </w:r>
@@ -2406,12 +2615,12 @@
         </w:tc>
         <w:tc>
           <w:tcPr>
-            <w:tcW w:type="dxa" w:w="2880"/>
+            <w:tcW w:type="dxa" w:w="3137"/>
           </w:tcPr>
           <w:p>
             <w:r>
               <w:rPr>
-                <w:rFonts w:eastAsia="宋体"/>
+                <w:rFonts w:eastAsia="宋体" w:ascii="Times New Roman" w:hAnsi="Times New Roman"/>
               </w:rPr>
               <w:t>实习未披露，同类中等，青岛成本适中</w:t>
             </w:r>
@@ -2421,12 +2630,12 @@
       <w:tr>
         <w:tc>
           <w:tcPr>
-            <w:tcW w:type="dxa" w:w="2880"/>
+            <w:tcW w:type="dxa" w:w="3137"/>
           </w:tcPr>
           <w:p>
             <w:r>
               <w:rPr>
-                <w:rFonts w:eastAsia="宋体"/>
+                <w:rFonts w:eastAsia="宋体" w:ascii="Times New Roman" w:hAnsi="Times New Roman"/>
               </w:rPr>
               <w:t>工作强度</w:t>
             </w:r>
@@ -2434,12 +2643,12 @@
         </w:tc>
         <w:tc>
           <w:tcPr>
-            <w:tcW w:type="dxa" w:w="2880"/>
+            <w:tcW w:type="dxa" w:w="3137"/>
           </w:tcPr>
           <w:p>
             <w:r>
               <w:rPr>
-                <w:rFonts w:eastAsia="宋体"/>
+                <w:rFonts w:eastAsia="宋体" w:ascii="Times New Roman" w:hAnsi="Times New Roman"/>
               </w:rPr>
               <w:t>★★★☆☆</w:t>
             </w:r>
@@ -2447,12 +2656,12 @@
         </w:tc>
         <w:tc>
           <w:tcPr>
-            <w:tcW w:type="dxa" w:w="2880"/>
+            <w:tcW w:type="dxa" w:w="3137"/>
           </w:tcPr>
           <w:p>
             <w:r>
               <w:rPr>
-                <w:rFonts w:eastAsia="宋体"/>
+                <w:rFonts w:eastAsia="宋体" w:ascii="Times New Roman" w:hAnsi="Times New Roman"/>
               </w:rPr>
               <w:t>部门差异大，制造偏累，需核实</w:t>
             </w:r>
@@ -2462,12 +2671,12 @@
       <w:tr>
         <w:tc>
           <w:tcPr>
-            <w:tcW w:type="dxa" w:w="2880"/>
+            <w:tcW w:type="dxa" w:w="3137"/>
           </w:tcPr>
           <w:p>
             <w:r>
               <w:rPr>
-                <w:rFonts w:eastAsia="宋体"/>
+                <w:rFonts w:eastAsia="宋体" w:ascii="Times New Roman" w:hAnsi="Times New Roman"/>
               </w:rPr>
               <w:t>成长空间</w:t>
             </w:r>
@@ -2475,12 +2684,12 @@
         </w:tc>
         <w:tc>
           <w:tcPr>
-            <w:tcW w:type="dxa" w:w="2880"/>
+            <w:tcW w:type="dxa" w:w="3137"/>
           </w:tcPr>
           <w:p>
             <w:r>
               <w:rPr>
-                <w:rFonts w:eastAsia="宋体"/>
+                <w:rFonts w:eastAsia="宋体" w:ascii="Times New Roman" w:hAnsi="Times New Roman"/>
               </w:rPr>
               <w:t>★★★★☆</w:t>
             </w:r>
@@ -2488,12 +2697,12 @@
         </w:tc>
         <w:tc>
           <w:tcPr>
-            <w:tcW w:type="dxa" w:w="2880"/>
+            <w:tcW w:type="dxa" w:w="3137"/>
           </w:tcPr>
           <w:p>
             <w:r>
               <w:rPr>
-                <w:rFonts w:eastAsia="宋体"/>
+                <w:rFonts w:eastAsia="宋体" w:ascii="Times New Roman" w:hAnsi="Times New Roman"/>
               </w:rPr>
               <w:t>SAP/MES 实操+主计划全流程，对计划岗职业含金量高</w:t>
             </w:r>
@@ -2503,12 +2712,12 @@
       <w:tr>
         <w:tc>
           <w:tcPr>
-            <w:tcW w:type="dxa" w:w="2880"/>
+            <w:tcW w:type="dxa" w:w="3137"/>
           </w:tcPr>
           <w:p>
             <w:r>
               <w:rPr>
-                <w:rFonts w:eastAsia="宋体"/>
+                <w:rFonts w:eastAsia="宋体" w:ascii="Times New Roman" w:hAnsi="Times New Roman"/>
               </w:rPr>
               <w:t>公司稳定性</w:t>
             </w:r>
@@ -2516,12 +2725,12 @@
         </w:tc>
         <w:tc>
           <w:tcPr>
-            <w:tcW w:type="dxa" w:w="2880"/>
+            <w:tcW w:type="dxa" w:w="3137"/>
           </w:tcPr>
           <w:p>
             <w:r>
               <w:rPr>
-                <w:rFonts w:eastAsia="宋体"/>
+                <w:rFonts w:eastAsia="宋体" w:ascii="Times New Roman" w:hAnsi="Times New Roman"/>
               </w:rPr>
               <w:t>★★★★★</w:t>
             </w:r>
@@ -2529,12 +2738,12 @@
         </w:tc>
         <w:tc>
           <w:tcPr>
-            <w:tcW w:type="dxa" w:w="2880"/>
+            <w:tcW w:type="dxa" w:w="3137"/>
           </w:tcPr>
           <w:p>
             <w:r>
               <w:rPr>
-                <w:rFonts w:eastAsia="宋体"/>
+                <w:rFonts w:eastAsia="宋体" w:ascii="Times New Roman" w:hAnsi="Times New Roman"/>
               </w:rPr>
               <w:t>国有控股、全球化、无经营异常</w:t>
             </w:r>
@@ -2544,12 +2753,12 @@
       <w:tr>
         <w:tc>
           <w:tcPr>
-            <w:tcW w:type="dxa" w:w="2880"/>
+            <w:tcW w:type="dxa" w:w="3137"/>
           </w:tcPr>
           <w:p>
             <w:r>
               <w:rPr>
-                <w:rFonts w:eastAsia="宋体"/>
+                <w:rFonts w:eastAsia="宋体" w:ascii="Times New Roman" w:hAnsi="Times New Roman"/>
               </w:rPr>
               <w:t>文化适配度</w:t>
             </w:r>
@@ -2557,12 +2766,12 @@
         </w:tc>
         <w:tc>
           <w:tcPr>
-            <w:tcW w:type="dxa" w:w="2880"/>
+            <w:tcW w:type="dxa" w:w="3137"/>
           </w:tcPr>
           <w:p>
             <w:r>
               <w:rPr>
-                <w:rFonts w:eastAsia="宋体"/>
+                <w:rFonts w:eastAsia="宋体" w:ascii="Times New Roman" w:hAnsi="Times New Roman"/>
               </w:rPr>
               <w:t>★★★☆☆</w:t>
             </w:r>
@@ -2570,12 +2779,12 @@
         </w:tc>
         <w:tc>
           <w:tcPr>
-            <w:tcW w:type="dxa" w:w="2880"/>
+            <w:tcW w:type="dxa" w:w="3137"/>
           </w:tcPr>
           <w:p>
             <w:r>
               <w:rPr>
-                <w:rFonts w:eastAsia="宋体"/>
+                <w:rFonts w:eastAsia="宋体" w:ascii="Times New Roman" w:hAnsi="Times New Roman"/>
               </w:rPr>
               <w:t>稳健但流程繁琐，文雪偏深度工作可能嫌流程多</w:t>
             </w:r>
@@ -2585,12 +2794,12 @@
       <w:tr>
         <w:tc>
           <w:tcPr>
-            <w:tcW w:type="dxa" w:w="2880"/>
+            <w:tcW w:type="dxa" w:w="3137"/>
           </w:tcPr>
           <w:p>
             <w:r>
               <w:rPr>
-                <w:rFonts w:eastAsia="宋体"/>
+                <w:rFonts w:eastAsia="宋体" w:ascii="Times New Roman" w:hAnsi="Times New Roman"/>
               </w:rPr>
               <w:t>地域便利性</w:t>
             </w:r>
@@ -2598,12 +2807,12 @@
         </w:tc>
         <w:tc>
           <w:tcPr>
-            <w:tcW w:type="dxa" w:w="2880"/>
+            <w:tcW w:type="dxa" w:w="3137"/>
           </w:tcPr>
           <w:p>
             <w:r>
               <w:rPr>
-                <w:rFonts w:eastAsia="宋体"/>
+                <w:rFonts w:eastAsia="宋体" w:ascii="Times New Roman" w:hAnsi="Times New Roman"/>
               </w:rPr>
               <w:t>★★☆☆☆</w:t>
             </w:r>
@@ -2611,12 +2820,12 @@
         </w:tc>
         <w:tc>
           <w:tcPr>
-            <w:tcW w:type="dxa" w:w="2880"/>
+            <w:tcW w:type="dxa" w:w="3137"/>
           </w:tcPr>
           <w:p>
             <w:r>
               <w:rPr>
-                <w:rFonts w:eastAsia="宋体"/>
+                <w:rFonts w:eastAsia="宋体" w:ascii="Times New Roman" w:hAnsi="Times New Roman"/>
               </w:rPr>
               <w:t>青岛=北方城市，非宁波/南方潜力城市优先</w:t>
             </w:r>
@@ -2626,12 +2835,12 @@
       <w:tr>
         <w:tc>
           <w:tcPr>
-            <w:tcW w:type="dxa" w:w="2880"/>
+            <w:tcW w:type="dxa" w:w="3137"/>
           </w:tcPr>
           <w:p>
             <w:r>
               <w:rPr>
-                <w:rFonts w:eastAsia="宋体"/>
+                <w:rFonts w:eastAsia="宋体" w:ascii="Times New Roman" w:hAnsi="Times New Roman"/>
                 <w:b/>
               </w:rPr>
               <w:t>综合推荐指数</w:t>
@@ -2640,12 +2849,12 @@
         </w:tc>
         <w:tc>
           <w:tcPr>
-            <w:tcW w:type="dxa" w:w="2880"/>
+            <w:tcW w:type="dxa" w:w="3137"/>
           </w:tcPr>
           <w:p>
             <w:r>
               <w:rPr>
-                <w:rFonts w:eastAsia="宋体"/>
+                <w:rFonts w:eastAsia="宋体" w:ascii="Times New Roman" w:hAnsi="Times New Roman"/>
                 <w:b/>
               </w:rPr>
               <w:t>★★★☆☆</w:t>
@@ -2654,12 +2863,12 @@
         </w:tc>
         <w:tc>
           <w:tcPr>
-            <w:tcW w:type="dxa" w:w="2880"/>
+            <w:tcW w:type="dxa" w:w="3137"/>
           </w:tcPr>
           <w:p>
             <w:r>
               <w:rPr>
-                <w:rFonts w:eastAsia="宋体"/>
+                <w:rFonts w:eastAsia="宋体" w:ascii="Times New Roman" w:hAnsi="Times New Roman"/>
               </w:rPr>
               <w:t>计划岗启蒙实习优选，但不优先（城市+潜在强度）</w:t>
             </w:r>
@@ -2669,32 +2878,35 @@
     </w:tbl>
     <w:p>
       <w:pPr>
-        <w:shd w:val="clear" w:color="auto" w:fill="F2F2F2"/>
-        <w:spacing w:line="360" w:lineRule="auto"/>
+        <w:shd w:val="clear" w:color="auto" w:fill="EBF1EE"/>
+        <w:pBdr>
+          <w:left w:val="single" w:sz="18" w:space="6" w:color="7E9C8E"/>
+        </w:pBdr>
+        <w:spacing w:line="360" w:lineRule="auto" w:before="80" w:after="80"/>
       </w:pPr>
       <w:r>
         <w:rPr>
-          <w:rFonts w:eastAsia="宋体"/>
+          <w:rFonts w:eastAsia="宋体" w:ascii="Times New Roman" w:hAnsi="Times New Roman"/>
           <w:b/>
         </w:rPr>
         <w:t>适合谁</w:t>
       </w:r>
       <w:r>
         <w:rPr>
-          <w:rFonts w:eastAsia="宋体"/>
+          <w:rFonts w:eastAsia="宋体" w:ascii="Times New Roman" w:hAnsi="Times New Roman"/>
         </w:rPr>
         <w:t xml:space="preserve">：想积累 SAP/MES 与主计划实操、接受青岛、不排斥国企流程的应届生。 </w:t>
       </w:r>
       <w:r>
         <w:rPr>
-          <w:rFonts w:eastAsia="宋体"/>
+          <w:rFonts w:eastAsia="宋体" w:ascii="Times New Roman" w:hAnsi="Times New Roman"/>
           <w:b/>
         </w:rPr>
         <w:t>不适合谁</w:t>
       </w:r>
       <w:r>
         <w:rPr>
-          <w:rFonts w:eastAsia="宋体"/>
+          <w:rFonts w:eastAsia="宋体" w:ascii="Times New Roman" w:hAnsi="Times New Roman"/>
         </w:rPr>
         <w:t>：优先宁波/南方潜力城市、拒绝任何加班与流程繁琐、追求快节奏高成长的人。</w:t>
       </w:r>
@@ -2705,7 +2917,7 @@
       </w:pPr>
       <w:r>
         <w:rPr>
-          <w:rFonts w:eastAsia="宋体"/>
+          <w:rFonts w:eastAsia="微软雅黑" w:ascii="Microsoft YaHei" w:hAnsi="Microsoft YaHei"/>
         </w:rPr>
         <w:t>【第四部分】针对文雪的风险和顾虑</w:t>
       </w:r>
@@ -2716,7 +2928,7 @@
       </w:pPr>
       <w:r>
         <w:rPr>
-          <w:rFonts w:eastAsia="宋体"/>
+          <w:rFonts w:eastAsia="微软雅黑" w:ascii="Microsoft YaHei" w:hAnsi="Microsoft YaHei"/>
         </w:rPr>
         <w:t>4.1 城市属地稳定性（北方城市 vs 优先宁波）</w:t>
       </w:r>
@@ -2724,27 +2936,27 @@
     <w:p>
       <w:r>
         <w:rPr>
-          <w:rFonts w:eastAsia="宋体"/>
+          <w:rFonts w:eastAsia="宋体" w:ascii="Times New Roman" w:hAnsi="Times New Roman"/>
           <w:b/>
         </w:rPr>
         <w:t>为什么是问题</w:t>
       </w:r>
       <w:r>
         <w:rPr>
-          <w:rFonts w:eastAsia="宋体"/>
+          <w:rFonts w:eastAsia="宋体" w:ascii="Times New Roman" w:hAnsi="Times New Roman"/>
         </w:rPr>
         <w:t>：文雪实习优先宁波及周边、秋招偏好南方潜力城市（苏州/成都/武汉/宁波），</w:t>
       </w:r>
       <w:r>
         <w:rPr>
-          <w:rFonts w:eastAsia="宋体"/>
+          <w:rFonts w:eastAsia="宋体" w:ascii="Times New Roman" w:hAnsi="Times New Roman"/>
           <w:b/>
         </w:rPr>
         <w:t>北方城市整体放后</w:t>
       </w:r>
       <w:r>
         <w:rPr>
-          <w:rFonts w:eastAsia="宋体"/>
+          <w:rFonts w:eastAsia="宋体" w:ascii="Times New Roman" w:hAnsi="Times New Roman"/>
         </w:rPr>
         <w:t>。青岛虽提供公寓降成本，但非首选属地。</w:t>
       </w:r>
@@ -2752,14 +2964,14 @@
     <w:p>
       <w:r>
         <w:rPr>
-          <w:rFonts w:eastAsia="宋体"/>
+          <w:rFonts w:eastAsia="宋体" w:ascii="Times New Roman" w:hAnsi="Times New Roman"/>
           <w:b/>
         </w:rPr>
         <w:t>如何验证</w:t>
       </w:r>
       <w:r>
         <w:rPr>
-          <w:rFonts w:eastAsia="宋体"/>
+          <w:rFonts w:eastAsia="宋体" w:ascii="Times New Roman" w:hAnsi="Times New Roman"/>
         </w:rPr>
         <w:t>：自问是否接受青岛异地实习（2027 届，时间窗口）；实习与秋招笔试面试是否冲突。</w:t>
       </w:r>
@@ -2770,7 +2982,7 @@
       </w:pPr>
       <w:r>
         <w:rPr>
-          <w:rFonts w:eastAsia="宋体"/>
+          <w:rFonts w:eastAsia="微软雅黑" w:ascii="Microsoft YaHei" w:hAnsi="Microsoft YaHei"/>
         </w:rPr>
         <w:t>4.2 加班频率不确定（制造业部门偏累）</w:t>
       </w:r>
@@ -2778,14 +2990,14 @@
     <w:p>
       <w:r>
         <w:rPr>
-          <w:rFonts w:eastAsia="宋体"/>
+          <w:rFonts w:eastAsia="宋体" w:ascii="Times New Roman" w:hAnsi="Times New Roman"/>
           <w:b/>
         </w:rPr>
         <w:t>为什么是问题</w:t>
       </w:r>
       <w:r>
         <w:rPr>
-          <w:rFonts w:eastAsia="宋体"/>
+          <w:rFonts w:eastAsia="宋体" w:ascii="Times New Roman" w:hAnsi="Times New Roman"/>
         </w:rPr>
         <w:t>：文雪拒绝 996、偏好从容节奏；海信制造业部门口碑偏累，计划岗所在部门可能节奏快。</w:t>
       </w:r>
@@ -2793,14 +3005,14 @@
     <w:p>
       <w:r>
         <w:rPr>
-          <w:rFonts w:eastAsia="宋体"/>
+          <w:rFonts w:eastAsia="宋体" w:ascii="Times New Roman" w:hAnsi="Times New Roman"/>
           <w:b/>
         </w:rPr>
         <w:t>如何验证</w:t>
       </w:r>
       <w:r>
         <w:rPr>
-          <w:rFonts w:eastAsia="宋体"/>
+          <w:rFonts w:eastAsia="宋体" w:ascii="Times New Roman" w:hAnsi="Times New Roman"/>
         </w:rPr>
         <w:t>：面试直问"部门平均下班时间/周末加班频率/调休政策"；牛客找同部门员工确认。</w:t>
       </w:r>
@@ -2811,7 +3023,7 @@
       </w:pPr>
       <w:r>
         <w:rPr>
-          <w:rFonts w:eastAsia="宋体"/>
+          <w:rFonts w:eastAsia="微软雅黑" w:ascii="Microsoft YaHei" w:hAnsi="Microsoft YaHei"/>
         </w:rPr>
         <w:t>4.3 薪资可能低于实习底线</w:t>
       </w:r>
@@ -2819,14 +3031,14 @@
     <w:p>
       <w:r>
         <w:rPr>
-          <w:rFonts w:eastAsia="宋体"/>
+          <w:rFonts w:eastAsia="宋体" w:ascii="Times New Roman" w:hAnsi="Times New Roman"/>
           <w:b/>
         </w:rPr>
         <w:t>为什么是问题</w:t>
       </w:r>
       <w:r>
         <w:rPr>
-          <w:rFonts w:eastAsia="宋体"/>
+          <w:rFonts w:eastAsia="宋体" w:ascii="Times New Roman" w:hAnsi="Times New Roman"/>
         </w:rPr>
         <w:t>：本岗 JD 未披露薪资；若 &lt;150 元/天，低于画像实习底线（150–250/天）。</w:t>
       </w:r>
@@ -2834,14 +3046,14 @@
     <w:p>
       <w:r>
         <w:rPr>
-          <w:rFonts w:eastAsia="宋体"/>
+          <w:rFonts w:eastAsia="宋体" w:ascii="Times New Roman" w:hAnsi="Times New Roman"/>
           <w:b/>
         </w:rPr>
         <w:t>如何验证</w:t>
       </w:r>
       <w:r>
         <w:rPr>
-          <w:rFonts w:eastAsia="宋体"/>
+          <w:rFonts w:eastAsia="宋体" w:ascii="Times New Roman" w:hAnsi="Times New Roman"/>
         </w:rPr>
         <w:t>：问 HR 实习补贴具体金额；参照同类岗 100–200/天区间判断。</w:t>
       </w:r>
@@ -2852,7 +3064,7 @@
       </w:pPr>
       <w:r>
         <w:rPr>
-          <w:rFonts w:eastAsia="宋体"/>
+          <w:rFonts w:eastAsia="微软雅黑" w:ascii="Microsoft YaHei" w:hAnsi="Microsoft YaHei"/>
         </w:rPr>
         <w:t>4.4 留用/转正通道不明</w:t>
       </w:r>
@@ -2860,14 +3072,14 @@
     <w:p>
       <w:r>
         <w:rPr>
-          <w:rFonts w:eastAsia="宋体"/>
+          <w:rFonts w:eastAsia="宋体" w:ascii="Times New Roman" w:hAnsi="Times New Roman"/>
           <w:b/>
         </w:rPr>
         <w:t>为什么是问题</w:t>
       </w:r>
       <w:r>
         <w:rPr>
-          <w:rFonts w:eastAsia="宋体"/>
+          <w:rFonts w:eastAsia="宋体" w:ascii="Times New Roman" w:hAnsi="Times New Roman"/>
         </w:rPr>
         <w:t>：官方简章提"校招直通卡/信动力绿卡"，但是否覆盖本实习岗、转正比例未知。</w:t>
       </w:r>
@@ -2875,14 +3087,14 @@
     <w:p>
       <w:r>
         <w:rPr>
-          <w:rFonts w:eastAsia="宋体"/>
+          <w:rFonts w:eastAsia="宋体" w:ascii="Times New Roman" w:hAnsi="Times New Roman"/>
           <w:b/>
         </w:rPr>
         <w:t>如何验证</w:t>
       </w:r>
       <w:r>
         <w:rPr>
-          <w:rFonts w:eastAsia="宋体"/>
+          <w:rFonts w:eastAsia="宋体" w:ascii="Times New Roman" w:hAnsi="Times New Roman"/>
         </w:rPr>
         <w:t>：问 HR 本岗是否适用直通卡、往届实习生转正率。</w:t>
       </w:r>
@@ -2893,7 +3105,7 @@
       </w:pPr>
       <w:r>
         <w:rPr>
-          <w:rFonts w:eastAsia="宋体"/>
+          <w:rFonts w:eastAsia="微软雅黑" w:ascii="Microsoft YaHei" w:hAnsi="Microsoft YaHei"/>
         </w:rPr>
         <w:t>4.5 无大厂实习如何弥补</w:t>
       </w:r>
@@ -2901,14 +3113,14 @@
     <w:p>
       <w:r>
         <w:rPr>
-          <w:rFonts w:eastAsia="宋体"/>
+          <w:rFonts w:eastAsia="宋体" w:ascii="Times New Roman" w:hAnsi="Times New Roman"/>
           <w:b/>
         </w:rPr>
         <w:t>为什么是问题</w:t>
       </w:r>
       <w:r>
         <w:rPr>
-          <w:rFonts w:eastAsia="宋体"/>
+          <w:rFonts w:eastAsia="宋体" w:ascii="Times New Roman" w:hAnsi="Times New Roman"/>
         </w:rPr>
         <w:t>：985 专业对口但缺大厂履历，计划岗面试官可能追问实践。</w:t>
       </w:r>
@@ -2916,14 +3128,14 @@
     <w:p>
       <w:r>
         <w:rPr>
-          <w:rFonts w:eastAsia="宋体"/>
+          <w:rFonts w:eastAsia="宋体" w:ascii="Times New Roman" w:hAnsi="Times New Roman"/>
           <w:b/>
         </w:rPr>
         <w:t>如何验证</w:t>
       </w:r>
       <w:r>
         <w:rPr>
-          <w:rFonts w:eastAsia="宋体"/>
+          <w:rFonts w:eastAsia="宋体" w:ascii="Times New Roman" w:hAnsi="Times New Roman"/>
         </w:rPr>
         <w:t>：主动呈现课程项目（4.5 万条数据分析 + 选址-路径优化模型）与用友 U8+ 全流程实操，证明"上手快"。</w:t>
       </w:r>
@@ -2934,7 +3146,7 @@
       </w:pPr>
       <w:r>
         <w:rPr>
-          <w:rFonts w:eastAsia="宋体"/>
+          <w:rFonts w:eastAsia="微软雅黑" w:ascii="Microsoft YaHei" w:hAnsi="Microsoft YaHei"/>
         </w:rPr>
         <w:t>4.6 内向性格与跨部门沟通适配</w:t>
       </w:r>
@@ -2942,14 +3154,14 @@
     <w:p>
       <w:r>
         <w:rPr>
-          <w:rFonts w:eastAsia="宋体"/>
+          <w:rFonts w:eastAsia="宋体" w:ascii="Times New Roman" w:hAnsi="Times New Roman"/>
           <w:b/>
         </w:rPr>
         <w:t>为什么是问题</w:t>
       </w:r>
       <w:r>
         <w:rPr>
-          <w:rFonts w:eastAsia="宋体"/>
+          <w:rFonts w:eastAsia="宋体" w:ascii="Times New Roman" w:hAnsi="Times New Roman"/>
         </w:rPr>
         <w:t>：JD 要求配合研发/采购/生产/质量跨部门协作，文雪内向易紧张。</w:t>
       </w:r>
@@ -2957,14 +3169,14 @@
     <w:p>
       <w:r>
         <w:rPr>
-          <w:rFonts w:eastAsia="宋体"/>
+          <w:rFonts w:eastAsia="宋体" w:ascii="Times New Roman" w:hAnsi="Times New Roman"/>
           <w:b/>
         </w:rPr>
         <w:t>如何验证</w:t>
       </w:r>
       <w:r>
         <w:rPr>
-          <w:rFonts w:eastAsia="宋体"/>
+          <w:rFonts w:eastAsia="宋体" w:ascii="Times New Roman" w:hAnsi="Times New Roman"/>
         </w:rPr>
         <w:t>：准备"基于数据的沟通"话术库；群面主攻记录员/计算员角色，避免 Leader 位；用数据结论代替高强度社交。</w:t>
       </w:r>
@@ -2975,7 +3187,7 @@
       </w:pPr>
       <w:r>
         <w:rPr>
-          <w:rFonts w:eastAsia="宋体"/>
+          <w:rFonts w:eastAsia="微软雅黑" w:ascii="Microsoft YaHei" w:hAnsi="Microsoft YaHei"/>
         </w:rPr>
         <w:t>4.7 CET-4 与系统英文环境</w:t>
       </w:r>
@@ -2983,14 +3195,14 @@
     <w:p>
       <w:r>
         <w:rPr>
-          <w:rFonts w:eastAsia="宋体"/>
+          <w:rFonts w:eastAsia="宋体" w:ascii="Times New Roman" w:hAnsi="Times New Roman"/>
           <w:b/>
         </w:rPr>
         <w:t>为什么是问题</w:t>
       </w:r>
       <w:r>
         <w:rPr>
-          <w:rFonts w:eastAsia="宋体"/>
+          <w:rFonts w:eastAsia="宋体" w:ascii="Times New Roman" w:hAnsi="Times New Roman"/>
         </w:rPr>
         <w:t>：海信日常以中文为主（CET-4 影响小），但 SAP/MES 界面/部分文档可能含英文。</w:t>
       </w:r>
@@ -2998,14 +3210,14 @@
     <w:p>
       <w:r>
         <w:rPr>
-          <w:rFonts w:eastAsia="宋体"/>
+          <w:rFonts w:eastAsia="宋体" w:ascii="Times New Roman" w:hAnsi="Times New Roman"/>
           <w:b/>
         </w:rPr>
         <w:t>如何验证</w:t>
       </w:r>
       <w:r>
         <w:rPr>
-          <w:rFonts w:eastAsia="宋体"/>
+          <w:rFonts w:eastAsia="宋体" w:ascii="Times New Roman" w:hAnsi="Times New Roman"/>
         </w:rPr>
         <w:t>：面试问"系统界面语言、是否有英文汇报"；提前建《供应链英语术语卡》。</w:t>
       </w:r>
@@ -3016,7 +3228,7 @@
       </w:pPr>
       <w:r>
         <w:rPr>
-          <w:rFonts w:eastAsia="宋体"/>
+          <w:rFonts w:eastAsia="微软雅黑" w:ascii="Microsoft YaHei" w:hAnsi="Microsoft YaHei"/>
         </w:rPr>
         <w:t>4.8 国企流程繁琐的适应度</w:t>
       </w:r>
@@ -3024,14 +3236,14 @@
     <w:p>
       <w:r>
         <w:rPr>
-          <w:rFonts w:eastAsia="宋体"/>
+          <w:rFonts w:eastAsia="宋体" w:ascii="Times New Roman" w:hAnsi="Times New Roman"/>
           <w:b/>
         </w:rPr>
         <w:t>为什么是问题</w:t>
       </w:r>
       <w:r>
         <w:rPr>
-          <w:rFonts w:eastAsia="宋体"/>
+          <w:rFonts w:eastAsia="宋体" w:ascii="Times New Roman" w:hAnsi="Times New Roman"/>
         </w:rPr>
         <w:t>：海信"流程绕、5S/审批链长"，文雪偏深度工作，可能嫌效率低。</w:t>
       </w:r>
@@ -3039,14 +3251,14 @@
     <w:p>
       <w:r>
         <w:rPr>
-          <w:rFonts w:eastAsia="宋体"/>
+          <w:rFonts w:eastAsia="宋体" w:ascii="Times New Roman" w:hAnsi="Times New Roman"/>
           <w:b/>
         </w:rPr>
         <w:t>如何验证</w:t>
       </w:r>
       <w:r>
         <w:rPr>
-          <w:rFonts w:eastAsia="宋体"/>
+          <w:rFonts w:eastAsia="宋体" w:ascii="Times New Roman" w:hAnsi="Times New Roman"/>
         </w:rPr>
         <w:t>：自问耐心阈值；面试问团队授权粒度、新人可否参与计划分析而非只录入。</w:t>
       </w:r>
@@ -3057,7 +3269,7 @@
       </w:pPr>
       <w:r>
         <w:rPr>
-          <w:rFonts w:eastAsia="宋体"/>
+          <w:rFonts w:eastAsia="微软雅黑" w:ascii="Microsoft YaHei" w:hAnsi="Microsoft YaHei"/>
         </w:rPr>
         <w:t>【第五部分】信息溯源</w:t>
       </w:r>
@@ -3067,22 +3279,33 @@
         <w:tblStyle w:val="TableGrid"/>
         <w:tblW w:type="auto" w:w="0"/>
         <w:tblLook w:firstColumn="1" w:firstRow="1" w:lastColumn="0" w:lastRow="0" w:noHBand="0" w:noVBand="1" w:val="04A0"/>
+        <w:jc w:val="center"/>
+        <w:tblBorders>
+          <w:top w:val="single" w:sz="4" w:space="0" w:color="DDDDDD"/>
+          <w:left w:val="single" w:sz="4" w:space="0" w:color="DDDDDD"/>
+          <w:bottom w:val="single" w:sz="4" w:space="0" w:color="DDDDDD"/>
+          <w:right w:val="single" w:sz="4" w:space="0" w:color="DDDDDD"/>
+          <w:insideH w:val="single" w:sz="4" w:space="0" w:color="DDDDDD"/>
+          <w:insideV w:val="single" w:sz="4" w:space="0" w:color="DDDDDD"/>
+        </w:tblBorders>
       </w:tblPr>
       <w:tblGrid>
-        <w:gridCol w:w="2880"/>
-        <w:gridCol w:w="2880"/>
-        <w:gridCol w:w="2880"/>
+        <w:gridCol w:w="3137"/>
+        <w:gridCol w:w="3137"/>
+        <w:gridCol w:w="3137"/>
       </w:tblGrid>
       <w:tr>
         <w:tc>
           <w:tcPr>
-            <w:tcW w:type="dxa" w:w="2880"/>
+            <w:tcW w:type="dxa" w:w="3137"/>
+            <w:shd w:val="clear" w:color="auto" w:fill="EBF1EE"/>
           </w:tcPr>
           <w:p>
             <w:r>
               <w:rPr>
-                <w:rFonts w:eastAsia="宋体"/>
+                <w:rFonts w:eastAsia="宋体" w:ascii="Times New Roman" w:hAnsi="Times New Roman"/>
                 <w:b/>
+                <w:color w:val="7E9C8E"/>
               </w:rPr>
               <w:t>信息类别</w:t>
             </w:r>
@@ -3090,13 +3313,15 @@
         </w:tc>
         <w:tc>
           <w:tcPr>
-            <w:tcW w:type="dxa" w:w="2880"/>
+            <w:tcW w:type="dxa" w:w="3137"/>
+            <w:shd w:val="clear" w:color="auto" w:fill="EBF1EE"/>
           </w:tcPr>
           <w:p>
             <w:r>
               <w:rPr>
-                <w:rFonts w:eastAsia="宋体"/>
+                <w:rFonts w:eastAsia="宋体" w:ascii="Times New Roman" w:hAnsi="Times New Roman"/>
                 <w:b/>
+                <w:color w:val="7E9C8E"/>
               </w:rPr>
               <w:t>来源</w:t>
             </w:r>
@@ -3104,13 +3329,15 @@
         </w:tc>
         <w:tc>
           <w:tcPr>
-            <w:tcW w:type="dxa" w:w="2880"/>
+            <w:tcW w:type="dxa" w:w="3137"/>
+            <w:shd w:val="clear" w:color="auto" w:fill="EBF1EE"/>
           </w:tcPr>
           <w:p>
             <w:r>
               <w:rPr>
-                <w:rFonts w:eastAsia="宋体"/>
+                <w:rFonts w:eastAsia="宋体" w:ascii="Times New Roman" w:hAnsi="Times New Roman"/>
                 <w:b/>
+                <w:color w:val="7E9C8E"/>
               </w:rPr>
               <w:t>可信度</w:t>
             </w:r>
@@ -3120,12 +3347,12 @@
       <w:tr>
         <w:tc>
           <w:tcPr>
-            <w:tcW w:type="dxa" w:w="2880"/>
+            <w:tcW w:type="dxa" w:w="3137"/>
           </w:tcPr>
           <w:p>
             <w:r>
               <w:rPr>
-                <w:rFonts w:eastAsia="宋体"/>
+                <w:rFonts w:eastAsia="宋体" w:ascii="Times New Roman" w:hAnsi="Times New Roman"/>
               </w:rPr>
               <w:t>集团 2025 营收 2244 亿、海外 1107 亿（+11%，占 49.3%）</w:t>
             </w:r>
@@ -3133,12 +3360,12 @@
         </w:tc>
         <w:tc>
           <w:tcPr>
-            <w:tcW w:type="dxa" w:w="2880"/>
+            <w:tcW w:type="dxa" w:w="3137"/>
           </w:tcPr>
           <w:p>
             <w:r>
               <w:rPr>
-                <w:rFonts w:eastAsia="宋体"/>
+                <w:rFonts w:eastAsia="宋体" w:ascii="Times New Roman" w:hAnsi="Times New Roman"/>
               </w:rPr>
               <w:t>公开检索：百度百科（2026）</w:t>
             </w:r>
@@ -3146,12 +3373,12 @@
         </w:tc>
         <w:tc>
           <w:tcPr>
-            <w:tcW w:type="dxa" w:w="2880"/>
+            <w:tcW w:type="dxa" w:w="3137"/>
           </w:tcPr>
           <w:p>
             <w:r>
               <w:rPr>
-                <w:rFonts w:eastAsia="宋体"/>
+                <w:rFonts w:eastAsia="宋体" w:ascii="Times New Roman" w:hAnsi="Times New Roman"/>
               </w:rPr>
               <w:t>参考性信息</w:t>
             </w:r>
@@ -3161,12 +3388,12 @@
       <w:tr>
         <w:tc>
           <w:tcPr>
-            <w:tcW w:type="dxa" w:w="2880"/>
+            <w:tcW w:type="dxa" w:w="3137"/>
           </w:tcPr>
           <w:p>
             <w:r>
               <w:rPr>
-                <w:rFonts w:eastAsia="宋体"/>
+                <w:rFonts w:eastAsia="宋体" w:ascii="Times New Roman" w:hAnsi="Times New Roman"/>
               </w:rPr>
               <w:t>海信视像 2025 营收 576.79 亿 / 归母 24.54 亿（+9.24%）/ 毛利率 16.70%</w:t>
             </w:r>
@@ -3174,12 +3401,12 @@
         </w:tc>
         <w:tc>
           <w:tcPr>
-            <w:tcW w:type="dxa" w:w="2880"/>
+            <w:tcW w:type="dxa" w:w="3137"/>
           </w:tcPr>
           <w:p>
             <w:r>
               <w:rPr>
-                <w:rFonts w:eastAsia="宋体"/>
+                <w:rFonts w:eastAsia="宋体" w:ascii="Times New Roman" w:hAnsi="Times New Roman"/>
               </w:rPr>
               <w:t>公开检索：腾讯财经 gu.qq.com（2026-03 年报）</w:t>
             </w:r>
@@ -3187,12 +3414,12 @@
         </w:tc>
         <w:tc>
           <w:tcPr>
-            <w:tcW w:type="dxa" w:w="2880"/>
+            <w:tcW w:type="dxa" w:w="3137"/>
           </w:tcPr>
           <w:p>
             <w:r>
               <w:rPr>
-                <w:rFonts w:eastAsia="宋体"/>
+                <w:rFonts w:eastAsia="宋体" w:ascii="Times New Roman" w:hAnsi="Times New Roman"/>
               </w:rPr>
               <w:t>权威核实</w:t>
             </w:r>
@@ -3202,12 +3429,12 @@
       <w:tr>
         <w:tc>
           <w:tcPr>
-            <w:tcW w:type="dxa" w:w="2880"/>
+            <w:tcW w:type="dxa" w:w="3137"/>
           </w:tcPr>
           <w:p>
             <w:r>
               <w:rPr>
-                <w:rFonts w:eastAsia="宋体"/>
+                <w:rFonts w:eastAsia="宋体" w:ascii="Times New Roman" w:hAnsi="Times New Roman"/>
               </w:rPr>
               <w:t>海信家电 2025 营收 879.28 亿 / 归母 31.87 亿（-4.8%）</w:t>
             </w:r>
@@ -3215,12 +3442,12 @@
         </w:tc>
         <w:tc>
           <w:tcPr>
-            <w:tcW w:type="dxa" w:w="2880"/>
+            <w:tcW w:type="dxa" w:w="3137"/>
           </w:tcPr>
           <w:p>
             <w:r>
               <w:rPr>
-                <w:rFonts w:eastAsia="宋体"/>
+                <w:rFonts w:eastAsia="宋体" w:ascii="Times New Roman" w:hAnsi="Times New Roman"/>
               </w:rPr>
               <w:t>公开检索：百度百科 / 港交所公告（2026）</w:t>
             </w:r>
@@ -3228,12 +3455,12 @@
         </w:tc>
         <w:tc>
           <w:tcPr>
-            <w:tcW w:type="dxa" w:w="2880"/>
+            <w:tcW w:type="dxa" w:w="3137"/>
           </w:tcPr>
           <w:p>
             <w:r>
               <w:rPr>
-                <w:rFonts w:eastAsia="宋体"/>
+                <w:rFonts w:eastAsia="宋体" w:ascii="Times New Roman" w:hAnsi="Times New Roman"/>
               </w:rPr>
               <w:t>权威核实</w:t>
             </w:r>
@@ -3243,12 +3470,12 @@
       <w:tr>
         <w:tc>
           <w:tcPr>
-            <w:tcW w:type="dxa" w:w="2880"/>
+            <w:tcW w:type="dxa" w:w="3137"/>
           </w:tcPr>
           <w:p>
             <w:r>
               <w:rPr>
-                <w:rFonts w:eastAsia="宋体"/>
+                <w:rFonts w:eastAsia="宋体" w:ascii="Times New Roman" w:hAnsi="Times New Roman"/>
               </w:rPr>
               <w:t>员工约 9 万、激光电视全球市占率超 70%</w:t>
             </w:r>
@@ -3256,12 +3483,12 @@
         </w:tc>
         <w:tc>
           <w:tcPr>
-            <w:tcW w:type="dxa" w:w="2880"/>
+            <w:tcW w:type="dxa" w:w="3137"/>
           </w:tcPr>
           <w:p>
             <w:r>
               <w:rPr>
-                <w:rFonts w:eastAsia="宋体"/>
+                <w:rFonts w:eastAsia="宋体" w:ascii="Times New Roman" w:hAnsi="Times New Roman"/>
               </w:rPr>
               <w:t>公开检索：百度百科 / 打工补给站（2026）</w:t>
             </w:r>
@@ -3269,12 +3496,12 @@
         </w:tc>
         <w:tc>
           <w:tcPr>
-            <w:tcW w:type="dxa" w:w="2880"/>
+            <w:tcW w:type="dxa" w:w="3137"/>
           </w:tcPr>
           <w:p>
             <w:r>
               <w:rPr>
-                <w:rFonts w:eastAsia="宋体"/>
+                <w:rFonts w:eastAsia="宋体" w:ascii="Times New Roman" w:hAnsi="Times New Roman"/>
               </w:rPr>
               <w:t>参考性信息</w:t>
             </w:r>
@@ -3284,12 +3511,12 @@
       <w:tr>
         <w:tc>
           <w:tcPr>
-            <w:tcW w:type="dxa" w:w="2880"/>
+            <w:tcW w:type="dxa" w:w="3137"/>
           </w:tcPr>
           <w:p>
             <w:r>
               <w:rPr>
-                <w:rFonts w:eastAsia="宋体"/>
+                <w:rFonts w:eastAsia="宋体" w:ascii="Times New Roman" w:hAnsi="Times New Roman"/>
               </w:rPr>
               <w:t>口碑（领导人性化/双休/加班费/流程绕/绩效不透明）</w:t>
             </w:r>
@@ -3297,12 +3524,12 @@
         </w:tc>
         <w:tc>
           <w:tcPr>
-            <w:tcW w:type="dxa" w:w="2880"/>
+            <w:tcW w:type="dxa" w:w="3137"/>
           </w:tcPr>
           <w:p>
             <w:r>
               <w:rPr>
-                <w:rFonts w:eastAsia="宋体"/>
+                <w:rFonts w:eastAsia="宋体" w:ascii="Times New Roman" w:hAnsi="Times New Roman"/>
               </w:rPr>
               <w:t>公开检索：牛客 / 爱企查 / 职Q</w:t>
             </w:r>
@@ -3310,12 +3537,12 @@
         </w:tc>
         <w:tc>
           <w:tcPr>
-            <w:tcW w:type="dxa" w:w="2880"/>
+            <w:tcW w:type="dxa" w:w="3137"/>
           </w:tcPr>
           <w:p>
             <w:r>
               <w:rPr>
-                <w:rFonts w:eastAsia="宋体"/>
+                <w:rFonts w:eastAsia="宋体" w:ascii="Times New Roman" w:hAnsi="Times New Roman"/>
               </w:rPr>
               <w:t>网友评价需自行判断</w:t>
             </w:r>
@@ -3325,12 +3552,12 @@
       <w:tr>
         <w:tc>
           <w:tcPr>
-            <w:tcW w:type="dxa" w:w="2880"/>
+            <w:tcW w:type="dxa" w:w="3137"/>
           </w:tcPr>
           <w:p>
             <w:r>
               <w:rPr>
-                <w:rFonts w:eastAsia="宋体"/>
+                <w:rFonts w:eastAsia="宋体" w:ascii="Times New Roman" w:hAnsi="Times New Roman"/>
               </w:rPr>
               <w:t>实习薪资 100–200 元/天（同类岗）</w:t>
             </w:r>
@@ -3338,12 +3565,12 @@
         </w:tc>
         <w:tc>
           <w:tcPr>
-            <w:tcW w:type="dxa" w:w="2880"/>
+            <w:tcW w:type="dxa" w:w="3137"/>
           </w:tcPr>
           <w:p>
             <w:r>
               <w:rPr>
-                <w:rFonts w:eastAsia="宋体"/>
+                <w:rFonts w:eastAsia="宋体" w:ascii="Times New Roman" w:hAnsi="Times New Roman"/>
               </w:rPr>
               <w:t>公开检索：全职招聘网 / 猎聘同类岗</w:t>
             </w:r>
@@ -3351,12 +3578,12 @@
         </w:tc>
         <w:tc>
           <w:tcPr>
-            <w:tcW w:type="dxa" w:w="2880"/>
+            <w:tcW w:type="dxa" w:w="3137"/>
           </w:tcPr>
           <w:p>
             <w:r>
               <w:rPr>
-                <w:rFonts w:eastAsia="宋体"/>
+                <w:rFonts w:eastAsia="宋体" w:ascii="Times New Roman" w:hAnsi="Times New Roman"/>
               </w:rPr>
               <w:t>参考性信息</w:t>
             </w:r>
@@ -3366,12 +3593,12 @@
       <w:tr>
         <w:tc>
           <w:tcPr>
-            <w:tcW w:type="dxa" w:w="2880"/>
+            <w:tcW w:type="dxa" w:w="3137"/>
           </w:tcPr>
           <w:p>
             <w:r>
               <w:rPr>
-                <w:rFonts w:eastAsia="宋体"/>
+                <w:rFonts w:eastAsia="宋体" w:ascii="Times New Roman" w:hAnsi="Times New Roman"/>
               </w:rPr>
               <w:t>工商（国有独资/1979 成立/注册资本 8.06 亿全额实缴/无经营异常/无失信被执行/无严重违法失信）</w:t>
             </w:r>
@@ -3379,12 +3606,12 @@
         </w:tc>
         <w:tc>
           <w:tcPr>
-            <w:tcW w:type="dxa" w:w="2880"/>
+            <w:tcW w:type="dxa" w:w="3137"/>
           </w:tcPr>
           <w:p>
             <w:r>
               <w:rPr>
-                <w:rFonts w:eastAsia="宋体"/>
+                <w:rFonts w:eastAsia="宋体" w:ascii="Times New Roman" w:hAnsi="Times New Roman"/>
               </w:rPr>
               <w:t>基于天眼查 tyc-mcp 工商数据（海信集团有限公司 913702001635787718）</w:t>
             </w:r>
@@ -3392,12 +3619,12 @@
         </w:tc>
         <w:tc>
           <w:tcPr>
-            <w:tcW w:type="dxa" w:w="2880"/>
+            <w:tcW w:type="dxa" w:w="3137"/>
           </w:tcPr>
           <w:p>
             <w:r>
               <w:rPr>
-                <w:rFonts w:eastAsia="宋体"/>
+                <w:rFonts w:eastAsia="宋体" w:ascii="Times New Roman" w:hAnsi="Times New Roman"/>
               </w:rPr>
               <w:t>权威核实</w:t>
             </w:r>
@@ -3407,12 +3634,12 @@
       <w:tr>
         <w:tc>
           <w:tcPr>
-            <w:tcW w:type="dxa" w:w="2880"/>
+            <w:tcW w:type="dxa" w:w="3137"/>
           </w:tcPr>
           <w:p>
             <w:r>
               <w:rPr>
-                <w:rFonts w:eastAsia="宋体"/>
+                <w:rFonts w:eastAsia="宋体" w:ascii="Times New Roman" w:hAnsi="Times New Roman"/>
               </w:rPr>
               <w:t>岗位 JD/职责/要求/青岛/发布 2026-09-08</w:t>
             </w:r>
@@ -3420,12 +3647,12 @@
         </w:tc>
         <w:tc>
           <w:tcPr>
-            <w:tcW w:type="dxa" w:w="2880"/>
+            <w:tcW w:type="dxa" w:w="3137"/>
           </w:tcPr>
           <w:p>
             <w:r>
               <w:rPr>
-                <w:rFonts w:eastAsia="宋体"/>
+                <w:rFonts w:eastAsia="宋体" w:ascii="Times New Roman" w:hAnsi="Times New Roman"/>
               </w:rPr>
               <w:t>基于 JD 文件提取（海信招聘官网 J45593）</w:t>
             </w:r>
@@ -3433,12 +3660,12 @@
         </w:tc>
         <w:tc>
           <w:tcPr>
-            <w:tcW w:type="dxa" w:w="2880"/>
+            <w:tcW w:type="dxa" w:w="3137"/>
           </w:tcPr>
           <w:p>
             <w:r>
               <w:rPr>
-                <w:rFonts w:eastAsia="宋体"/>
+                <w:rFonts w:eastAsia="宋体" w:ascii="Times New Roman" w:hAnsi="Times New Roman"/>
               </w:rPr>
               <w:t>权威核实</w:t>
             </w:r>
@@ -3448,12 +3675,12 @@
       <w:tr>
         <w:tc>
           <w:tcPr>
-            <w:tcW w:type="dxa" w:w="2880"/>
+            <w:tcW w:type="dxa" w:w="3137"/>
           </w:tcPr>
           <w:p>
             <w:r>
               <w:rPr>
-                <w:rFonts w:eastAsia="宋体"/>
+                <w:rFonts w:eastAsia="宋体" w:ascii="Times New Roman" w:hAnsi="Times New Roman"/>
               </w:rPr>
               <w:t>晋升路径</w:t>
             </w:r>
@@ -3461,12 +3688,12 @@
         </w:tc>
         <w:tc>
           <w:tcPr>
-            <w:tcW w:type="dxa" w:w="2880"/>
+            <w:tcW w:type="dxa" w:w="3137"/>
           </w:tcPr>
           <w:p>
             <w:r>
               <w:rPr>
-                <w:rFonts w:eastAsia="宋体"/>
+                <w:rFonts w:eastAsia="宋体" w:ascii="Times New Roman" w:hAnsi="Times New Roman"/>
               </w:rPr>
               <w:t>推测（基于行业惯例与海信公开培养体系）</w:t>
             </w:r>
@@ -3474,12 +3701,12 @@
         </w:tc>
         <w:tc>
           <w:tcPr>
-            <w:tcW w:type="dxa" w:w="2880"/>
+            <w:tcW w:type="dxa" w:w="3137"/>
           </w:tcPr>
           <w:p>
             <w:r>
               <w:rPr>
-                <w:rFonts w:eastAsia="宋体"/>
+                <w:rFonts w:eastAsia="宋体" w:ascii="Times New Roman" w:hAnsi="Times New Roman"/>
               </w:rPr>
               <w:t>—</w:t>
             </w:r>
@@ -3489,12 +3716,12 @@
       <w:tr>
         <w:tc>
           <w:tcPr>
-            <w:tcW w:type="dxa" w:w="2880"/>
+            <w:tcW w:type="dxa" w:w="3137"/>
           </w:tcPr>
           <w:p>
             <w:r>
               <w:rPr>
-                <w:rFonts w:eastAsia="宋体"/>
+                <w:rFonts w:eastAsia="宋体" w:ascii="Times New Roman" w:hAnsi="Times New Roman"/>
               </w:rPr>
               <w:t>劳动仲裁具体数据</w:t>
             </w:r>
@@ -3502,12 +3729,12 @@
         </w:tc>
         <w:tc>
           <w:tcPr>
-            <w:tcW w:type="dxa" w:w="2880"/>
+            <w:tcW w:type="dxa" w:w="3137"/>
           </w:tcPr>
           <w:p>
             <w:r>
               <w:rPr>
-                <w:rFonts w:eastAsia="宋体"/>
+                <w:rFonts w:eastAsia="宋体" w:ascii="Times New Roman" w:hAnsi="Times New Roman"/>
               </w:rPr>
               <w:t>天眼查免费会员未开放（需 VIP）；集团本部无失信/经营异常记录</w:t>
             </w:r>
@@ -3515,12 +3742,12 @@
         </w:tc>
         <w:tc>
           <w:tcPr>
-            <w:tcW w:type="dxa" w:w="2880"/>
+            <w:tcW w:type="dxa" w:w="3137"/>
           </w:tcPr>
           <w:p>
             <w:r>
               <w:rPr>
-                <w:rFonts w:eastAsia="宋体"/>
+                <w:rFonts w:eastAsia="宋体" w:ascii="Times New Roman" w:hAnsi="Times New Roman"/>
               </w:rPr>
               <w:t>未披露</w:t>
             </w:r>
@@ -3534,7 +3761,7 @@
       </w:pPr>
       <w:r>
         <w:rPr>
-          <w:rFonts w:eastAsia="宋体"/>
+          <w:rFonts w:eastAsia="微软雅黑" w:ascii="Microsoft YaHei" w:hAnsi="Microsoft YaHei"/>
         </w:rPr>
         <w:t>【第六部分】面试前准备</w:t>
       </w:r>
@@ -3545,7 +3772,7 @@
       </w:pPr>
       <w:r>
         <w:rPr>
-          <w:rFonts w:eastAsia="宋体"/>
+          <w:rFonts w:eastAsia="微软雅黑" w:ascii="Microsoft YaHei" w:hAnsi="Microsoft YaHei"/>
         </w:rPr>
         <w:t>6.1 五个"我很懂你们"切入点（均来自真实经历，禁止编造）</w:t>
       </w:r>
@@ -3553,20 +3780,20 @@
     <w:p>
       <w:r>
         <w:rPr>
-          <w:rFonts w:eastAsia="宋体"/>
+          <w:rFonts w:eastAsia="宋体" w:ascii="Times New Roman" w:hAnsi="Times New Roman"/>
         </w:rPr>
         <w:t xml:space="preserve">1. </w:t>
       </w:r>
       <w:r>
         <w:rPr>
-          <w:rFonts w:eastAsia="宋体"/>
+          <w:rFonts w:eastAsia="宋体" w:ascii="Times New Roman" w:hAnsi="Times New Roman"/>
           <w:b/>
         </w:rPr>
         <w:t>用友 U8+ 全流程实操</w:t>
       </w:r>
       <w:r>
         <w:rPr>
-          <w:rFonts w:eastAsia="宋体"/>
+          <w:rFonts w:eastAsia="宋体" w:ascii="Times New Roman" w:hAnsi="Times New Roman"/>
         </w:rPr>
         <w:t>：独立完成采购→入库→销售→出库→调拨→盘点→核算→收付款，直接对接海信 SAP/MES 工单与资金台账，证明 ERP 底子扎实。</w:t>
       </w:r>
@@ -3574,20 +3801,20 @@
     <w:p>
       <w:r>
         <w:rPr>
-          <w:rFonts w:eastAsia="宋体"/>
+          <w:rFonts w:eastAsia="宋体" w:ascii="Times New Roman" w:hAnsi="Times New Roman"/>
         </w:rPr>
         <w:t xml:space="preserve">2. </w:t>
       </w:r>
       <w:r>
         <w:rPr>
-          <w:rFonts w:eastAsia="宋体"/>
+          <w:rFonts w:eastAsia="宋体" w:ascii="Times New Roman" w:hAnsi="Times New Roman"/>
           <w:b/>
         </w:rPr>
         <w:t>4.5 万+ 条业务数据处理</w:t>
       </w:r>
       <w:r>
         <w:rPr>
-          <w:rFonts w:eastAsia="宋体"/>
+          <w:rFonts w:eastAsia="宋体" w:ascii="Times New Roman" w:hAnsi="Times New Roman"/>
         </w:rPr>
         <w:t>：独立处理 4.5 万条数据、328 份问卷，会画帕累托图/相关性热力图/瀑布图——数据敏感度正是主计划/试流需求跟进要的。</w:t>
       </w:r>
@@ -3595,20 +3822,20 @@
     <w:p>
       <w:r>
         <w:rPr>
-          <w:rFonts w:eastAsia="宋体"/>
+          <w:rFonts w:eastAsia="宋体" w:ascii="Times New Roman" w:hAnsi="Times New Roman"/>
         </w:rPr>
         <w:t xml:space="preserve">3. </w:t>
       </w:r>
       <w:r>
         <w:rPr>
-          <w:rFonts w:eastAsia="宋体"/>
+          <w:rFonts w:eastAsia="宋体" w:ascii="Times New Roman" w:hAnsi="Times New Roman"/>
           <w:b/>
         </w:rPr>
         <w:t>选址-路径双层优化模型</w:t>
       </w:r>
       <w:r>
         <w:rPr>
-          <w:rFonts w:eastAsia="宋体"/>
+          <w:rFonts w:eastAsia="宋体" w:ascii="Times New Roman" w:hAnsi="Times New Roman"/>
         </w:rPr>
         <w:t>：测算运营成本降 18.7%、配送时长缩 22.3%——展示优化建模能力，对口计划优化。</w:t>
       </w:r>
@@ -3616,20 +3843,20 @@
     <w:p>
       <w:r>
         <w:rPr>
-          <w:rFonts w:eastAsia="宋体"/>
+          <w:rFonts w:eastAsia="宋体" w:ascii="Times New Roman" w:hAnsi="Times New Roman"/>
         </w:rPr>
         <w:t xml:space="preserve">4. </w:t>
       </w:r>
       <w:r>
         <w:rPr>
-          <w:rFonts w:eastAsia="宋体"/>
+          <w:rFonts w:eastAsia="宋体" w:ascii="Times New Roman" w:hAnsi="Times New Roman"/>
           <w:b/>
         </w:rPr>
         <w:t>供应链计划专业课程全覆盖</w:t>
       </w:r>
       <w:r>
         <w:rPr>
-          <w:rFonts w:eastAsia="宋体"/>
+          <w:rFonts w:eastAsia="宋体" w:ascii="Times New Roman" w:hAnsi="Times New Roman"/>
         </w:rPr>
         <w:t>：主生产计划/MRP/库存管理均修过，专业对口、上手快。</w:t>
       </w:r>
@@ -3637,20 +3864,20 @@
     <w:p>
       <w:r>
         <w:rPr>
-          <w:rFonts w:eastAsia="宋体"/>
+          <w:rFonts w:eastAsia="宋体" w:ascii="Times New Roman" w:hAnsi="Times New Roman"/>
         </w:rPr>
         <w:t xml:space="preserve">5. </w:t>
       </w:r>
       <w:r>
         <w:rPr>
-          <w:rFonts w:eastAsia="宋体"/>
+          <w:rFonts w:eastAsia="宋体" w:ascii="Times New Roman" w:hAnsi="Times New Roman"/>
           <w:b/>
         </w:rPr>
         <w:t>海信供应链复杂度认知</w:t>
       </w:r>
       <w:r>
         <w:rPr>
-          <w:rFonts w:eastAsia="宋体"/>
+          <w:rFonts w:eastAsia="宋体" w:ascii="Times New Roman" w:hAnsi="Times New Roman"/>
         </w:rPr>
         <w:t>：理解"全球 7+1"本土化产销研、黑白电多基地产销研，表达想在主计划岗深入、用数据支撑交付的意愿。</w:t>
       </w:r>
@@ -3661,7 +3888,7 @@
       </w:pPr>
       <w:r>
         <w:rPr>
-          <w:rFonts w:eastAsia="宋体"/>
+          <w:rFonts w:eastAsia="微软雅黑" w:ascii="Microsoft YaHei" w:hAnsi="Microsoft YaHei"/>
         </w:rPr>
         <w:t>6.2 六个高质量反问</w:t>
       </w:r>
@@ -3669,7 +3896,7 @@
     <w:p>
       <w:r>
         <w:rPr>
-          <w:rFonts w:eastAsia="宋体"/>
+          <w:rFonts w:eastAsia="宋体" w:ascii="Times New Roman" w:hAnsi="Times New Roman"/>
         </w:rPr>
         <w:t>1. 本岗日常节奏？月底/旺季加班频率？双休是否落实？</w:t>
       </w:r>
@@ -3677,7 +3904,7 @@
     <w:p>
       <w:r>
         <w:rPr>
-          <w:rFonts w:eastAsia="宋体"/>
+          <w:rFonts w:eastAsia="宋体" w:ascii="Times New Roman" w:hAnsi="Times New Roman"/>
         </w:rPr>
         <w:t>2. 实习补贴具体金额？餐补/大学生公寓如何安排？</w:t>
       </w:r>
@@ -3685,7 +3912,7 @@
     <w:p>
       <w:r>
         <w:rPr>
-          <w:rFonts w:eastAsia="宋体"/>
+          <w:rFonts w:eastAsia="宋体" w:ascii="Times New Roman" w:hAnsi="Times New Roman"/>
         </w:rPr>
         <w:t>3. 是否有留用 / 校招直通卡通道？往届转正比例？</w:t>
       </w:r>
@@ -3693,7 +3920,7 @@
     <w:p>
       <w:r>
         <w:rPr>
-          <w:rFonts w:eastAsia="宋体"/>
+          <w:rFonts w:eastAsia="宋体" w:ascii="Times New Roman" w:hAnsi="Times New Roman"/>
         </w:rPr>
         <w:t>4. 主要用哪些系统（SAP/MES/永洪 BI/飞书多维表格）？数据工作占比多大？</w:t>
       </w:r>
@@ -3701,7 +3928,7 @@
     <w:p>
       <w:r>
         <w:rPr>
-          <w:rFonts w:eastAsia="宋体"/>
+          <w:rFonts w:eastAsia="宋体" w:ascii="Times New Roman" w:hAnsi="Times New Roman"/>
         </w:rPr>
         <w:t>5. 主计划岗应届生培养与导师安排？</w:t>
       </w:r>
@@ -3709,7 +3936,7 @@
     <w:p>
       <w:r>
         <w:rPr>
-          <w:rFonts w:eastAsia="宋体"/>
+          <w:rFonts w:eastAsia="宋体" w:ascii="Times New Roman" w:hAnsi="Times New Roman"/>
         </w:rPr>
         <w:t>6. 部门编制与团队规模？与研发/采购/生产跨部门协作频率？</w:t>
       </w:r>
@@ -3720,7 +3947,7 @@
       </w:pPr>
       <w:r>
         <w:rPr>
-          <w:rFonts w:eastAsia="宋体"/>
+          <w:rFonts w:eastAsia="微软雅黑" w:ascii="Microsoft YaHei" w:hAnsi="Microsoft YaHei"/>
         </w:rPr>
         <w:t>6.3 入职核实清单（checkbox）</w:t>
       </w:r>
@@ -3731,7 +3958,7 @@
       </w:pPr>
       <w:r>
         <w:rPr>
-          <w:rFonts w:eastAsia="宋体"/>
+          <w:rFonts w:eastAsia="宋体" w:ascii="Times New Roman" w:hAnsi="Times New Roman"/>
         </w:rPr>
         <w:t>[ ] 定级与薪资结构（基本工资/绩效/加班费计算基数）</w:t>
       </w:r>
@@ -3742,7 +3969,7 @@
       </w:pPr>
       <w:r>
         <w:rPr>
-          <w:rFonts w:eastAsia="宋体"/>
+          <w:rFonts w:eastAsia="宋体" w:ascii="Times New Roman" w:hAnsi="Times New Roman"/>
         </w:rPr>
         <w:t>[ ] 加班政策（调休 or 加班费、周末是否常态加班）</w:t>
       </w:r>
@@ -3753,7 +3980,7 @@
       </w:pPr>
       <w:r>
         <w:rPr>
-          <w:rFonts w:eastAsia="宋体"/>
+          <w:rFonts w:eastAsia="宋体" w:ascii="Times New Roman" w:hAnsi="Times New Roman"/>
         </w:rPr>
         <w:t>[ ] 工作地点（青岛具体基地/园区）与通勤</w:t>
       </w:r>
@@ -3764,7 +3991,7 @@
       </w:pPr>
       <w:r>
         <w:rPr>
-          <w:rFonts w:eastAsia="宋体"/>
+          <w:rFonts w:eastAsia="宋体" w:ascii="Times New Roman" w:hAnsi="Times New Roman"/>
         </w:rPr>
         <w:t>[ ] 试用期时长与薪资</w:t>
       </w:r>
@@ -3775,7 +4002,7 @@
       </w:pPr>
       <w:r>
         <w:rPr>
-          <w:rFonts w:eastAsia="宋体"/>
+          <w:rFonts w:eastAsia="宋体" w:ascii="Times New Roman" w:hAnsi="Times New Roman"/>
         </w:rPr>
         <w:t>[ ] 三方/毁约政策</w:t>
       </w:r>
@@ -3786,7 +4013,7 @@
       </w:pPr>
       <w:r>
         <w:rPr>
-          <w:rFonts w:eastAsia="宋体"/>
+          <w:rFonts w:eastAsia="宋体" w:ascii="Times New Roman" w:hAnsi="Times New Roman"/>
         </w:rPr>
         <w:t>[ ] 五险一金基数与比例（六险二金？）</w:t>
       </w:r>
@@ -3797,7 +4024,7 @@
       </w:pPr>
       <w:r>
         <w:rPr>
-          <w:rFonts w:eastAsia="宋体"/>
+          <w:rFonts w:eastAsia="宋体" w:ascii="Times New Roman" w:hAnsi="Times New Roman"/>
         </w:rPr>
         <w:t>[ ] 导师制与培训安排</w:t>
       </w:r>
@@ -3808,7 +4035,7 @@
       </w:pPr>
       <w:r>
         <w:rPr>
-          <w:rFonts w:eastAsia="宋体"/>
+          <w:rFonts w:eastAsia="宋体" w:ascii="Times New Roman" w:hAnsi="Times New Roman"/>
         </w:rPr>
         <w:t>[ ] 是否需进产线/车间</w:t>
       </w:r>
@@ -3819,7 +4046,7 @@
       </w:pPr>
       <w:r>
         <w:rPr>
-          <w:rFonts w:eastAsia="宋体"/>
+          <w:rFonts w:eastAsia="微软雅黑" w:ascii="Microsoft YaHei" w:hAnsi="Microsoft YaHei"/>
         </w:rPr>
         <w:t>信息缺口清单</w:t>
       </w:r>
@@ -3830,20 +4057,20 @@
       </w:pPr>
       <w:r>
         <w:rPr>
-          <w:rFonts w:eastAsia="宋体"/>
+          <w:rFonts w:eastAsia="宋体" w:ascii="Times New Roman" w:hAnsi="Times New Roman"/>
         </w:rPr>
         <w:t>本岗</w:t>
       </w:r>
       <w:r>
         <w:rPr>
-          <w:rFonts w:eastAsia="宋体"/>
+          <w:rFonts w:eastAsia="宋体" w:ascii="Times New Roman" w:hAnsi="Times New Roman"/>
           <w:b/>
         </w:rPr>
         <w:t>实习补贴具体金额</w:t>
       </w:r>
       <w:r>
         <w:rPr>
-          <w:rFonts w:eastAsia="宋体"/>
+          <w:rFonts w:eastAsia="宋体" w:ascii="Times New Roman" w:hAnsi="Times New Roman"/>
         </w:rPr>
         <w:t>（未披露，关键，影响是否达实习底线）</w:t>
       </w:r>
@@ -3854,20 +4081,20 @@
       </w:pPr>
       <w:r>
         <w:rPr>
-          <w:rFonts w:eastAsia="宋体"/>
+          <w:rFonts w:eastAsia="宋体" w:ascii="Times New Roman" w:hAnsi="Times New Roman"/>
         </w:rPr>
         <w:t>本岗</w:t>
       </w:r>
       <w:r>
         <w:rPr>
-          <w:rFonts w:eastAsia="宋体"/>
+          <w:rFonts w:eastAsia="宋体" w:ascii="Times New Roman" w:hAnsi="Times New Roman"/>
           <w:b/>
         </w:rPr>
         <w:t>真实加班频率与双休落实</w:t>
       </w:r>
       <w:r>
         <w:rPr>
-          <w:rFonts w:eastAsia="宋体"/>
+          <w:rFonts w:eastAsia="宋体" w:ascii="Times New Roman" w:hAnsi="Times New Roman"/>
         </w:rPr>
         <w:t>（口碑分化，须面试核实）</w:t>
       </w:r>
@@ -3878,20 +4105,20 @@
       </w:pPr>
       <w:r>
         <w:rPr>
-          <w:rFonts w:eastAsia="宋体"/>
+          <w:rFonts w:eastAsia="宋体" w:ascii="Times New Roman" w:hAnsi="Times New Roman"/>
         </w:rPr>
         <w:t>本岗</w:t>
       </w:r>
       <w:r>
         <w:rPr>
-          <w:rFonts w:eastAsia="宋体"/>
+          <w:rFonts w:eastAsia="宋体" w:ascii="Times New Roman" w:hAnsi="Times New Roman"/>
           <w:b/>
         </w:rPr>
         <w:t>留用/直通卡适用性</w:t>
       </w:r>
       <w:r>
         <w:rPr>
-          <w:rFonts w:eastAsia="宋体"/>
+          <w:rFonts w:eastAsia="宋体" w:ascii="Times New Roman" w:hAnsi="Times New Roman"/>
         </w:rPr>
         <w:t>（官方提及但本岗未明确）</w:t>
       </w:r>
@@ -3902,14 +4129,14 @@
       </w:pPr>
       <w:r>
         <w:rPr>
-          <w:rFonts w:eastAsia="宋体"/>
+          <w:rFonts w:eastAsia="宋体" w:ascii="Times New Roman" w:hAnsi="Times New Roman"/>
           <w:b/>
         </w:rPr>
         <w:t>投递截止日期</w:t>
       </w:r>
       <w:r>
         <w:rPr>
-          <w:rFonts w:eastAsia="宋体"/>
+          <w:rFonts w:eastAsia="宋体" w:ascii="Times New Roman" w:hAnsi="Times New Roman"/>
         </w:rPr>
         <w:t>（官网未标注）</w:t>
       </w:r>
@@ -3920,14 +4147,14 @@
       </w:pPr>
       <w:r>
         <w:rPr>
-          <w:rFonts w:eastAsia="宋体"/>
+          <w:rFonts w:eastAsia="宋体" w:ascii="Times New Roman" w:hAnsi="Times New Roman"/>
           <w:b/>
         </w:rPr>
         <w:t>劳动仲裁具体数据</w:t>
       </w:r>
       <w:r>
         <w:rPr>
-          <w:rFonts w:eastAsia="宋体"/>
+          <w:rFonts w:eastAsia="宋体" w:ascii="Times New Roman" w:hAnsi="Times New Roman"/>
         </w:rPr>
         <w:t>（天眼查免费会员未开放；集团本部无失信/经营异常/严重违法失信记录，可作正向参考）</w:t>
       </w:r>
@@ -3935,7 +4162,7 @@
     <w:p>
       <w:r>
         <w:rPr>
-          <w:rFonts w:eastAsia="宋体"/>
+          <w:rFonts w:eastAsia="宋体" w:ascii="Times New Roman" w:hAnsi="Times New Roman"/>
         </w:rPr>
         <w:t>*报告生成日期：2026-09-16 ｜ 信息截止日期：2026-09-16 ｜ 内部使用，请勿外传*</w:t>
       </w:r>
@@ -3946,7 +4173,7 @@
       </w:pPr>
       <w:r>
         <w:rPr>
-          <w:rFonts w:eastAsia="宋体"/>
+          <w:rFonts w:eastAsia="微软雅黑" w:ascii="Microsoft YaHei" w:hAnsi="Microsoft YaHei"/>
         </w:rPr>
         <w:t>关联笔记</w:t>
       </w:r>
@@ -3957,7 +4184,7 @@
       </w:pPr>
       <w:r>
         <w:rPr>
-          <w:rFonts w:eastAsia="宋体"/>
+          <w:rFonts w:eastAsia="宋体" w:ascii="Times New Roman" w:hAnsi="Times New Roman"/>
         </w:rPr>
         <w:t>[[评分-海信集团-供应链管理（主计划管理）实习生（供应链计划）]]：同岗位评分笔记（68 分/保底档/🗂️备选）</w:t>
       </w:r>
@@ -3968,7 +4195,7 @@
       </w:pPr>
       <w:r>
         <w:rPr>
-          <w:rFonts w:eastAsia="宋体"/>
+          <w:rFonts w:eastAsia="宋体" w:ascii="Times New Roman" w:hAnsi="Times New Roman"/>
         </w:rPr>
         <w:t>[[文雪-求职目标画像]]：背景与筛选红线依据</w:t>
       </w:r>
@@ -3976,8 +4203,8 @@
     <w:sectPr>
       <w:headerReference w:type="default" r:id="rId9"/>
       <w:footerReference w:type="default" r:id="rId10"/>
-      <w:pgSz w:w="12240" w:h="15840"/>
-      <w:pgMar w:top="1440" w:right="1800" w:bottom="1440" w:left="1800" w:header="720" w:footer="720" w:gutter="0"/>
+      <w:pgSz w:w="11906" w:h="16838"/>
+      <w:pgMar w:top="1417" w:right="1247" w:bottom="1417" w:left="1247" w:header="720" w:footer="720" w:gutter="0"/>
       <w:cols w:space="720"/>
       <w:docGrid w:linePitch="360"/>
     </w:sectPr>
@@ -3994,7 +4221,8 @@
     </w:pPr>
     <w:r>
       <w:rPr>
-        <w:rFonts w:eastAsia="宋体"/>
+        <w:rFonts w:eastAsia="微软雅黑" w:ascii="Microsoft YaHei" w:hAnsi="Microsoft YaHei"/>
+        <w:color w:val="888888"/>
       </w:rPr>
       <w:fldChar w:fldCharType="begin"/>
       <w:instrText xml:space="preserve">PAGE</w:instrText>
@@ -4009,10 +4237,13 @@
   <w:p>
     <w:pPr>
       <w:pStyle w:val="Header"/>
+      <w:jc w:val="right"/>
     </w:pPr>
     <w:r>
       <w:rPr>
-        <w:rFonts w:eastAsia="宋体"/>
+        <w:rFonts w:eastAsia="微软雅黑" w:ascii="Microsoft YaHei" w:hAnsi="Microsoft YaHei"/>
+        <w:color w:val="888888"/>
+        <w:sz w:val="18"/>
       </w:rPr>
       <w:t>岗位背调分析报告 · 海信集团-供应链管理（主计划管理）实习生</w:t>
     </w:r>
@@ -4388,6 +4619,7 @@
     </w:pPr>
     <w:rPr>
       <w:rFonts w:ascii="Times New Roman" w:hAnsi="Times New Roman" w:eastAsia="宋体"/>
+      <w:color w:val="333333"/>
       <w:sz w:val="24"/>
     </w:rPr>
   </w:style>
@@ -4446,15 +4678,18 @@
     <w:pPr>
       <w:keepNext/>
       <w:keepLines/>
-      <w:spacing w:before="480" w:after="0"/>
+      <w:spacing w:before="280" w:after="120" w:line="360" w:lineRule="auto"/>
       <w:outlineLvl w:val="0"/>
+      <w:pBdr>
+        <w:bottom w:val="single" w:sz="6" w:space="4" w:color="7E9C8E"/>
+      </w:pBdr>
     </w:pPr>
     <w:rPr>
-      <w:rFonts w:asciiTheme="majorHAnsi" w:eastAsiaTheme="majorEastAsia" w:hAnsiTheme="majorHAnsi" w:cstheme="majorBidi" w:ascii="Times New Roman" w:hAnsi="Times New Roman" w:eastAsia="宋体"/>
+      <w:rFonts w:asciiTheme="majorHAnsi" w:eastAsiaTheme="majorEastAsia" w:hAnsiTheme="majorHAnsi" w:cstheme="majorBidi" w:ascii="Microsoft YaHei" w:hAnsi="Microsoft YaHei" w:eastAsia="微软雅黑"/>
       <w:b/>
       <w:bCs/>
-      <w:color w:val="365F91" w:themeColor="accent1" w:themeShade="BF"/>
-      <w:sz w:val="28"/>
+      <w:color w:val="7E9C8E"/>
+      <w:sz w:val="32"/>
       <w:szCs w:val="28"/>
     </w:rPr>
   </w:style>
@@ -4470,15 +4705,18 @@
     <w:pPr>
       <w:keepNext/>
       <w:keepLines/>
-      <w:spacing w:before="200" w:after="0"/>
+      <w:spacing w:before="200" w:after="120" w:line="360" w:lineRule="auto"/>
       <w:outlineLvl w:val="1"/>
+      <w:pBdr>
+        <w:bottom w:val="single" w:sz="4" w:space="4" w:color="DDDDDD"/>
+      </w:pBdr>
     </w:pPr>
     <w:rPr>
-      <w:rFonts w:asciiTheme="majorHAnsi" w:eastAsiaTheme="majorEastAsia" w:hAnsiTheme="majorHAnsi" w:cstheme="majorBidi" w:ascii="Times New Roman" w:hAnsi="Times New Roman" w:eastAsia="宋体"/>
+      <w:rFonts w:asciiTheme="majorHAnsi" w:eastAsiaTheme="majorEastAsia" w:hAnsiTheme="majorHAnsi" w:cstheme="majorBidi" w:ascii="Microsoft YaHei" w:hAnsi="Microsoft YaHei" w:eastAsia="微软雅黑"/>
       <w:b/>
       <w:bCs/>
-      <w:color w:val="4F81BD" w:themeColor="accent1"/>
-      <w:sz w:val="26"/>
+      <w:color w:val="333333"/>
+      <w:sz w:val="27"/>
       <w:szCs w:val="26"/>
     </w:rPr>
   </w:style>
@@ -4494,14 +4732,18 @@
     <w:pPr>
       <w:keepNext/>
       <w:keepLines/>
-      <w:spacing w:before="200" w:after="0"/>
+      <w:spacing w:before="120" w:after="120" w:line="360" w:lineRule="auto"/>
       <w:outlineLvl w:val="2"/>
+      <w:pBdr>
+        <w:bottom w:val="single" w:sz="0" w:space="4" w:color="DDDDDD"/>
+      </w:pBdr>
     </w:pPr>
     <w:rPr>
-      <w:rFonts w:asciiTheme="majorHAnsi" w:eastAsiaTheme="majorEastAsia" w:hAnsiTheme="majorHAnsi" w:cstheme="majorBidi" w:ascii="Times New Roman" w:hAnsi="Times New Roman" w:eastAsia="宋体"/>
+      <w:rFonts w:asciiTheme="majorHAnsi" w:eastAsiaTheme="majorEastAsia" w:hAnsiTheme="majorHAnsi" w:cstheme="majorBidi" w:ascii="Microsoft YaHei" w:hAnsi="Microsoft YaHei" w:eastAsia="微软雅黑"/>
       <w:b/>
       <w:bCs/>
-      <w:color w:val="4F81BD" w:themeColor="accent1"/>
+      <w:color w:val="333333"/>
+      <w:sz w:val="24"/>
     </w:rPr>
   </w:style>
   <w:style w:type="paragraph" w:styleId="Heading4">
